--- a/experiments/report_machine/office/output/中船防务/20260729_中船防务_midday.docx
+++ b/experiments/report_machine/office/output/中船防务/20260729_中船防务_midday.docx
@@ -23,8 +23,16 @@
       <w:r>
         <w:rPr>
           <w:rFonts w:ascii="Microsoft YaHei" w:hAnsi="Microsoft YaHei"/>
+          <w:b/>
+          <w:color w:val="1A1A1A"/>
         </w:rPr>
-        <w:t>&gt; 数据截至 2026-07-29 11:30 收盘</w:t>
+        <w:t>报告时间</w:t>
+      </w:r>
+      <w:r>
+        <w:rPr>
+          <w:rFonts w:ascii="Microsoft YaHei" w:hAnsi="Microsoft YaHei"/>
+        </w:rPr>
+        <w:t>：2026年7月29日 11:30</w:t>
       </w:r>
     </w:p>
     <w:p>
@@ -57,7 +65,7 @@
         <w:rPr>
           <w:rFonts w:ascii="Microsoft YaHei" w:hAnsi="Microsoft YaHei"/>
         </w:rPr>
-        <w:t>今日全市场情绪偏暖，</w:t>
+        <w:t xml:space="preserve">今日全市场情绪高涨，市场热度 </w:t>
       </w:r>
       <w:r>
         <w:rPr>
@@ -65,13 +73,13 @@
           <w:b/>
           <w:color w:val="1A1A1A"/>
         </w:rPr>
-        <w:t>成交额放大至 1.46 万亿元（+1,549 亿）</w:t>
+        <w:t>68（高）</w:t>
       </w:r>
       <w:r>
         <w:rPr>
           <w:rFonts w:ascii="Microsoft YaHei" w:hAnsi="Microsoft YaHei"/>
         </w:rPr>
-        <w:t xml:space="preserve">，市场热度指数 </w:t>
+        <w:t xml:space="preserve">，上涨个股 </w:t>
       </w:r>
       <w:r>
         <w:rPr>
@@ -79,13 +87,13 @@
           <w:b/>
           <w:color w:val="1A1A1A"/>
         </w:rPr>
-        <w:t>56（高）</w:t>
+        <w:t>4,103只</w:t>
       </w:r>
       <w:r>
         <w:rPr>
           <w:rFonts w:ascii="Microsoft YaHei" w:hAnsi="Microsoft YaHei"/>
         </w:rPr>
-        <w:t xml:space="preserve">。上涨家数 </w:t>
+        <w:t xml:space="preserve">，下跌仅 </w:t>
       </w:r>
       <w:r>
         <w:rPr>
@@ -93,13 +101,13 @@
           <w:b/>
           <w:color w:val="1A1A1A"/>
         </w:rPr>
-        <w:t>3,404 家</w:t>
+        <w:t>1,360只</w:t>
       </w:r>
       <w:r>
         <w:rPr>
           <w:rFonts w:ascii="Microsoft YaHei" w:hAnsi="Microsoft YaHei"/>
         </w:rPr>
-        <w:t xml:space="preserve">，下跌 </w:t>
+        <w:t xml:space="preserve">，赚钱效应 </w:t>
       </w:r>
       <w:r>
         <w:rPr>
@@ -107,13 +115,13 @@
           <w:b/>
           <w:color w:val="1A1A1A"/>
         </w:rPr>
-        <w:t>2,018 家</w:t>
+        <w:t>51%</w:t>
       </w:r>
       <w:r>
         <w:rPr>
           <w:rFonts w:ascii="Microsoft YaHei" w:hAnsi="Microsoft YaHei"/>
         </w:rPr>
-        <w:t xml:space="preserve">，涨跌比约 </w:t>
+        <w:t xml:space="preserve">。成交额达 </w:t>
       </w:r>
       <w:r>
         <w:rPr>
@@ -121,13 +129,13 @@
           <w:b/>
           <w:color w:val="1A1A1A"/>
         </w:rPr>
-        <w:t>1.69:1</w:t>
+        <w:t>2.06万亿</w:t>
       </w:r>
       <w:r>
         <w:rPr>
           <w:rFonts w:ascii="Microsoft YaHei" w:hAnsi="Microsoft YaHei"/>
         </w:rPr>
-        <w:t xml:space="preserve">，涨停 58 只、跌停 19 只，赚钱效应为 </w:t>
+        <w:t xml:space="preserve">，较前日放量 </w:t>
       </w:r>
       <w:r>
         <w:rPr>
@@ -135,13 +143,35 @@
           <w:b/>
           <w:color w:val="1A1A1A"/>
         </w:rPr>
-        <w:t>46%</w:t>
+        <w:t>2,960亿</w:t>
       </w:r>
       <w:r>
         <w:rPr>
           <w:rFonts w:ascii="Microsoft YaHei" w:hAnsi="Microsoft YaHei"/>
         </w:rPr>
-        <w:t>。整体量能配合较好，市场人气处于较活跃状态。</w:t>
+        <w:t>。涨停梯队方面，一板66只（晋级率9%），二板4只（晋级率31%），三板4只（晋级率33%），市场人气整体处于高位。</w:t>
+      </w:r>
+    </w:p>
+    <w:p>
+      <w:r>
+        <w:rPr>
+          <w:rFonts w:ascii="Microsoft YaHei" w:hAnsi="Microsoft YaHei"/>
+        </w:rPr>
+        <w:t xml:space="preserve">中船防务在偏暖的市场氛围中收涨 </w:t>
+      </w:r>
+      <w:r>
+        <w:rPr>
+          <w:rFonts w:ascii="Microsoft YaHei" w:hAnsi="Microsoft YaHei"/>
+          <w:b/>
+          <w:color w:val="1A1A1A"/>
+        </w:rPr>
+        <w:t>+2.04%</w:t>
+      </w:r>
+      <w:r>
+        <w:rPr>
+          <w:rFonts w:ascii="Microsoft YaHei" w:hAnsi="Microsoft YaHei"/>
+        </w:rPr>
+        <w:t>，涨幅优于全市场约83%的上涨占比中位数水平。</w:t>
       </w:r>
     </w:p>
     <w:p>
@@ -220,7 +250,7 @@
                 <w:color w:val="1A1A1A"/>
                 <w:sz w:val="18"/>
               </w:rPr>
-              <w:t>数值</w:t>
+              <w:t>数据</w:t>
             </w:r>
           </w:p>
         </w:tc>
@@ -322,7 +352,7 @@
                 <w:rFonts w:ascii="Microsoft YaHei" w:hAnsi="Microsoft YaHei"/>
                 <w:sz w:val="18"/>
               </w:rPr>
-              <w:t>开盘 / 最高 / 最低</w:t>
+              <w:t>昨收 / 开盘</w:t>
             </w:r>
           </w:p>
         </w:tc>
@@ -340,23 +370,7 @@
                 <w:rFonts w:ascii="Microsoft YaHei" w:hAnsi="Microsoft YaHei"/>
                 <w:sz w:val="18"/>
               </w:rPr>
-              <w:t xml:space="preserve">24.60 / </w:t>
-            </w:r>
-            <w:r>
-              <w:rPr>
-                <w:rFonts w:ascii="Microsoft YaHei" w:hAnsi="Microsoft YaHei"/>
-                <w:b/>
-                <w:color w:val="1A1A1A"/>
-                <w:sz w:val="18"/>
-              </w:rPr>
-              <w:t>25.15</w:t>
-            </w:r>
-            <w:r>
-              <w:rPr>
-                <w:rFonts w:ascii="Microsoft YaHei" w:hAnsi="Microsoft YaHei"/>
-                <w:sz w:val="18"/>
-              </w:rPr>
-              <w:t xml:space="preserve"> / 24.54</w:t>
+              <w:t>24.47 / 24.60</w:t>
             </w:r>
           </w:p>
         </w:tc>
@@ -377,7 +391,7 @@
                 <w:rFonts w:ascii="Microsoft YaHei" w:hAnsi="Microsoft YaHei"/>
                 <w:sz w:val="18"/>
               </w:rPr>
-              <w:t>成交量（手）</w:t>
+              <w:t>最高 / 最低</w:t>
             </w:r>
           </w:p>
         </w:tc>
@@ -396,7 +410,7 @@
                 <w:rFonts w:ascii="Microsoft YaHei" w:hAnsi="Microsoft YaHei"/>
                 <w:sz w:val="18"/>
               </w:rPr>
-              <w:t>110,645</w:t>
+              <w:t>25.15 / 24.54</w:t>
             </w:r>
           </w:p>
         </w:tc>
@@ -416,6 +430,47 @@
                 <w:rFonts w:ascii="Microsoft YaHei" w:hAnsi="Microsoft YaHei"/>
                 <w:sz w:val="18"/>
               </w:rPr>
+              <w:t>成交量（手）</w:t>
+            </w:r>
+          </w:p>
+        </w:tc>
+        <w:tc>
+          <w:tcPr>
+            <w:tcW w:type="dxa" w:w="4533"/>
+          </w:tcPr>
+          <w:p>
+            <w:pPr>
+              <w:spacing w:before="40" w:after="40" w:line="288" w:lineRule="auto"/>
+            </w:pPr>
+            <w:r/>
+            <w:r>
+              <w:rPr>
+                <w:rFonts w:ascii="Microsoft YaHei" w:hAnsi="Microsoft YaHei"/>
+                <w:b/>
+                <w:color w:val="1A1A1A"/>
+                <w:sz w:val="18"/>
+              </w:rPr>
+              <w:t>110,645</w:t>
+            </w:r>
+          </w:p>
+        </w:tc>
+      </w:tr>
+      <w:tr>
+        <w:tc>
+          <w:tcPr>
+            <w:tcW w:type="dxa" w:w="4533"/>
+            <w:shd w:fill="F8F9FA" w:val="clear"/>
+          </w:tcPr>
+          <w:p>
+            <w:pPr>
+              <w:spacing w:before="40" w:after="40" w:line="288" w:lineRule="auto"/>
+            </w:pPr>
+            <w:r/>
+            <w:r>
+              <w:rPr>
+                <w:rFonts w:ascii="Microsoft YaHei" w:hAnsi="Microsoft YaHei"/>
+                <w:sz w:val="18"/>
+              </w:rPr>
               <w:t>成交额（万元）</w:t>
             </w:r>
           </w:p>
@@ -423,6 +478,7 @@
         <w:tc>
           <w:tcPr>
             <w:tcW w:type="dxa" w:w="4533"/>
+            <w:shd w:fill="F8F9FA" w:val="clear"/>
           </w:tcPr>
           <w:p>
             <w:pPr>
@@ -445,7 +501,6 @@
         <w:tc>
           <w:tcPr>
             <w:tcW w:type="dxa" w:w="4533"/>
-            <w:shd w:fill="F8F9FA" w:val="clear"/>
           </w:tcPr>
           <w:p>
             <w:pPr>
@@ -464,7 +519,6 @@
         <w:tc>
           <w:tcPr>
             <w:tcW w:type="dxa" w:w="4533"/>
-            <w:shd w:fill="F8F9FA" w:val="clear"/>
           </w:tcPr>
           <w:p>
             <w:pPr>
@@ -485,7 +539,7 @@
                 <w:rFonts w:ascii="Microsoft YaHei" w:hAnsi="Microsoft YaHei"/>
                 <w:sz w:val="18"/>
               </w:rPr>
-              <w:t xml:space="preserve">（较昨日的 1.16% 放量约 </w:t>
+              <w:t xml:space="preserve">（昨为1.16%，放量约 </w:t>
             </w:r>
             <w:r>
               <w:rPr>
@@ -502,44 +556,6 @@
                 <w:sz w:val="18"/>
               </w:rPr>
               <w:t>）</w:t>
-            </w:r>
-          </w:p>
-        </w:tc>
-      </w:tr>
-      <w:tr>
-        <w:tc>
-          <w:tcPr>
-            <w:tcW w:type="dxa" w:w="4533"/>
-          </w:tcPr>
-          <w:p>
-            <w:pPr>
-              <w:spacing w:before="40" w:after="40" w:line="288" w:lineRule="auto"/>
-            </w:pPr>
-            <w:r/>
-            <w:r>
-              <w:rPr>
-                <w:rFonts w:ascii="Microsoft YaHei" w:hAnsi="Microsoft YaHei"/>
-                <w:sz w:val="18"/>
-              </w:rPr>
-              <w:t>振幅</w:t>
-            </w:r>
-          </w:p>
-        </w:tc>
-        <w:tc>
-          <w:tcPr>
-            <w:tcW w:type="dxa" w:w="4533"/>
-          </w:tcPr>
-          <w:p>
-            <w:pPr>
-              <w:spacing w:before="40" w:after="40" w:line="288" w:lineRule="auto"/>
-            </w:pPr>
-            <w:r/>
-            <w:r>
-              <w:rPr>
-                <w:rFonts w:ascii="Microsoft YaHei" w:hAnsi="Microsoft YaHei"/>
-                <w:sz w:val="18"/>
-              </w:rPr>
-              <w:t>2.49%</w:t>
             </w:r>
           </w:p>
         </w:tc>
@@ -583,6 +599,13 @@
               </w:rPr>
               <w:t>0.62</w:t>
             </w:r>
+            <w:r>
+              <w:rPr>
+                <w:rFonts w:ascii="Microsoft YaHei" w:hAnsi="Microsoft YaHei"/>
+                <w:sz w:val="18"/>
+              </w:rPr>
+              <w:t>（缩量特征）</w:t>
+            </w:r>
           </w:p>
         </w:tc>
       </w:tr>
@@ -601,7 +624,7 @@
                 <w:rFonts w:ascii="Microsoft YaHei" w:hAnsi="Microsoft YaHei"/>
                 <w:sz w:val="18"/>
               </w:rPr>
-              <w:t>均价</w:t>
+              <w:t>振幅</w:t>
             </w:r>
           </w:p>
         </w:tc>
@@ -617,9 +640,11 @@
             <w:r>
               <w:rPr>
                 <w:rFonts w:ascii="Microsoft YaHei" w:hAnsi="Microsoft YaHei"/>
+                <w:b/>
+                <w:color w:val="1A1A1A"/>
                 <w:sz w:val="18"/>
               </w:rPr>
-              <w:t>24.85 元</w:t>
+              <w:t>2.49%</w:t>
             </w:r>
           </w:p>
         </w:tc>
@@ -662,13 +687,6 @@
                 <w:sz w:val="18"/>
               </w:rPr>
               <w:t>22.27</w:t>
-            </w:r>
-            <w:r>
-              <w:rPr>
-                <w:rFonts w:ascii="Microsoft YaHei" w:hAnsi="Microsoft YaHei"/>
-                <w:sz w:val="18"/>
-              </w:rPr>
-              <w:t>（较昨日日终的 35.85 大幅回落，主因盈利预期调整）</w:t>
             </w:r>
           </w:p>
         </w:tc>
@@ -729,7 +747,7 @@
                 <w:rFonts w:ascii="Microsoft YaHei" w:hAnsi="Microsoft YaHei"/>
                 <w:sz w:val="18"/>
               </w:rPr>
-              <w:t>总市值 / 流通市值</w:t>
+              <w:t>总市值（亿元）</w:t>
             </w:r>
           </w:p>
         </w:tc>
@@ -746,9 +764,51 @@
             <w:r>
               <w:rPr>
                 <w:rFonts w:ascii="Microsoft YaHei" w:hAnsi="Microsoft YaHei"/>
+                <w:b/>
+                <w:color w:val="1A1A1A"/>
                 <w:sz w:val="18"/>
               </w:rPr>
-              <w:t>352.95 亿 / 205.11 亿</w:t>
+              <w:t>352.95</w:t>
+            </w:r>
+          </w:p>
+        </w:tc>
+      </w:tr>
+      <w:tr>
+        <w:tc>
+          <w:tcPr>
+            <w:tcW w:type="dxa" w:w="4533"/>
+          </w:tcPr>
+          <w:p>
+            <w:pPr>
+              <w:spacing w:before="40" w:after="40" w:line="288" w:lineRule="auto"/>
+            </w:pPr>
+            <w:r/>
+            <w:r>
+              <w:rPr>
+                <w:rFonts w:ascii="Microsoft YaHei" w:hAnsi="Microsoft YaHei"/>
+                <w:sz w:val="18"/>
+              </w:rPr>
+              <w:t>流通市值（亿元）</w:t>
+            </w:r>
+          </w:p>
+        </w:tc>
+        <w:tc>
+          <w:tcPr>
+            <w:tcW w:type="dxa" w:w="4533"/>
+          </w:tcPr>
+          <w:p>
+            <w:pPr>
+              <w:spacing w:before="40" w:after="40" w:line="288" w:lineRule="auto"/>
+            </w:pPr>
+            <w:r/>
+            <w:r>
+              <w:rPr>
+                <w:rFonts w:ascii="Microsoft YaHei" w:hAnsi="Microsoft YaHei"/>
+                <w:b/>
+                <w:color w:val="1A1A1A"/>
+                <w:sz w:val="18"/>
+              </w:rPr>
+              <w:t>205.11</w:t>
             </w:r>
           </w:p>
         </w:tc>
@@ -762,13 +822,18 @@
           <w:b/>
           <w:color w:val="1A1A1A"/>
         </w:rPr>
-        <w:t>核心观察</w:t>
+        <w:t>核心观察：</w:t>
       </w:r>
+    </w:p>
+    <w:p>
+      <w:pPr>
+        <w:pStyle w:val="ListBullet"/>
+      </w:pPr>
       <w:r>
         <w:rPr>
           <w:rFonts w:ascii="Microsoft YaHei" w:hAnsi="Microsoft YaHei"/>
         </w:rPr>
-        <w:t xml:space="preserve">：中船防务今日高开高走，盘中一度冲高至 </w:t>
+        <w:t xml:space="preserve">今早开盘价 </w:t>
       </w:r>
       <w:r>
         <w:rPr>
@@ -776,13 +841,13 @@
           <w:b/>
           <w:color w:val="1A1A1A"/>
         </w:rPr>
-        <w:t>25.15 元</w:t>
+        <w:t>24.60元</w:t>
       </w:r>
       <w:r>
         <w:rPr>
           <w:rFonts w:ascii="Microsoft YaHei" w:hAnsi="Microsoft YaHei"/>
         </w:rPr>
-        <w:t xml:space="preserve">，随后小幅回落收于 </w:t>
+        <w:t xml:space="preserve">，高于昨收 </w:t>
       </w:r>
       <w:r>
         <w:rPr>
@@ -790,13 +855,13 @@
           <w:b/>
           <w:color w:val="1A1A1A"/>
         </w:rPr>
-        <w:t>24.97 元</w:t>
+        <w:t>24.47元</w:t>
       </w:r>
       <w:r>
         <w:rPr>
           <w:rFonts w:ascii="Microsoft YaHei" w:hAnsi="Microsoft YaHei"/>
         </w:rPr>
-        <w:t xml:space="preserve">，最终录得 </w:t>
+        <w:t xml:space="preserve">，盘中探低 </w:t>
       </w:r>
       <w:r>
         <w:rPr>
@@ -804,13 +869,66 @@
           <w:b/>
           <w:color w:val="1A1A1A"/>
         </w:rPr>
-        <w:t>+2.04%</w:t>
+        <w:t>24.54元</w:t>
       </w:r>
       <w:r>
         <w:rPr>
           <w:rFonts w:ascii="Microsoft YaHei" w:hAnsi="Microsoft YaHei"/>
         </w:rPr>
-        <w:t xml:space="preserve"> 的涨幅。成交量较上一交易日明显放大（换手率 1.35% vs 1.16%），但量比仅 </w:t>
+        <w:t xml:space="preserve">后震荡上行，最高触及 </w:t>
+      </w:r>
+      <w:r>
+        <w:rPr>
+          <w:rFonts w:ascii="Microsoft YaHei" w:hAnsi="Microsoft YaHei"/>
+          <w:b/>
+          <w:color w:val="1A1A1A"/>
+        </w:rPr>
+        <w:t>25.15元</w:t>
+      </w:r>
+      <w:r>
+        <w:rPr>
+          <w:rFonts w:ascii="Microsoft YaHei" w:hAnsi="Microsoft YaHei"/>
+        </w:rPr>
+        <w:t xml:space="preserve">，最终收于 </w:t>
+      </w:r>
+      <w:r>
+        <w:rPr>
+          <w:rFonts w:ascii="Microsoft YaHei" w:hAnsi="Microsoft YaHei"/>
+          <w:b/>
+          <w:color w:val="1A1A1A"/>
+        </w:rPr>
+        <w:t>24.97元</w:t>
+      </w:r>
+      <w:r>
+        <w:rPr>
+          <w:rFonts w:ascii="Microsoft YaHei" w:hAnsi="Microsoft YaHei"/>
+        </w:rPr>
+        <w:t>，收出带上下影线的小阳线。</w:t>
+      </w:r>
+    </w:p>
+    <w:p>
+      <w:pPr>
+        <w:pStyle w:val="ListBullet"/>
+      </w:pPr>
+      <w:r>
+        <w:rPr>
+          <w:rFonts w:ascii="Microsoft YaHei" w:hAnsi="Microsoft YaHei"/>
+        </w:rPr>
+        <w:t xml:space="preserve">换手率1.35%，较上一交易日（1.16%）放大 </w:t>
+      </w:r>
+      <w:r>
+        <w:rPr>
+          <w:rFonts w:ascii="Microsoft YaHei" w:hAnsi="Microsoft YaHei"/>
+          <w:b/>
+          <w:color w:val="1A1A1A"/>
+        </w:rPr>
+        <w:t>16%</w:t>
+      </w:r>
+      <w:r>
+        <w:rPr>
+          <w:rFonts w:ascii="Microsoft YaHei" w:hAnsi="Microsoft YaHei"/>
+        </w:rPr>
+        <w:t xml:space="preserve">，但量比仅 </w:t>
       </w:r>
       <w:r>
         <w:rPr>
@@ -824,7 +942,18 @@
         <w:rPr>
           <w:rFonts w:ascii="Microsoft YaHei" w:hAnsi="Microsoft YaHei"/>
         </w:rPr>
-        <w:t>，表明今日绝对量能仍低于近 5 日均量水平。</w:t>
+        <w:t>，说明绝对成交额并未显著放大，换手率的提升更多来自流通盘基数的变化。</w:t>
+      </w:r>
+    </w:p>
+    <w:p>
+      <w:pPr>
+        <w:pStyle w:val="ListBullet"/>
+      </w:pPr>
+      <w:r>
+        <w:rPr>
+          <w:rFonts w:ascii="Microsoft YaHei" w:hAnsi="Microsoft YaHei"/>
+        </w:rPr>
+        <w:t xml:space="preserve">外盘 </w:t>
       </w:r>
       <w:r>
         <w:rPr>
@@ -832,13 +961,27 @@
           <w:b/>
           <w:color w:val="1A1A1A"/>
         </w:rPr>
-        <w:t>外盘（58,092 手）明显大于内盘（52,554 手）</w:t>
+        <w:t>58,092手</w:t>
       </w:r>
       <w:r>
         <w:rPr>
           <w:rFonts w:ascii="Microsoft YaHei" w:hAnsi="Microsoft YaHei"/>
         </w:rPr>
-        <w:t>，主动性买盘占优。</w:t>
+        <w:t xml:space="preserve"> &gt; 内盘 </w:t>
+      </w:r>
+      <w:r>
+        <w:rPr>
+          <w:rFonts w:ascii="Microsoft YaHei" w:hAnsi="Microsoft YaHei"/>
+          <w:b/>
+          <w:color w:val="1A1A1A"/>
+        </w:rPr>
+        <w:t>52,554手</w:t>
+      </w:r>
+      <w:r>
+        <w:rPr>
+          <w:rFonts w:ascii="Microsoft YaHei" w:hAnsi="Microsoft YaHei"/>
+        </w:rPr>
+        <w:t>，买盘主动性较强，日内多头占优。</w:t>
       </w:r>
     </w:p>
     <w:p>
@@ -877,7 +1020,7 @@
           <w:color w:val="333333"/>
           <w:sz w:val="24"/>
         </w:rPr>
-        <w:t>盘中逐分钟资金流向</w:t>
+        <w:t>资金流向（逐分钟统计）</w:t>
       </w:r>
     </w:p>
     <w:tbl>
@@ -971,7 +1114,7 @@
                 <w:color w:val="1A1A1A"/>
                 <w:sz w:val="18"/>
               </w:rPr>
-              <w:t>净流入 5,739.78 万元</w:t>
+              <w:t>净流入 8,439.39 万元</w:t>
             </w:r>
           </w:p>
         </w:tc>
@@ -992,7 +1135,7 @@
                 <w:rFonts w:ascii="Microsoft YaHei" w:hAnsi="Microsoft YaHei"/>
                 <w:sz w:val="18"/>
               </w:rPr>
-              <w:t>资金流入分钟数 / 流出分钟数</w:t>
+              <w:t>流入分钟 / 流出分钟</w:t>
             </w:r>
           </w:p>
         </w:tc>
@@ -1013,7 +1156,7 @@
                 <w:color w:val="1A1A1A"/>
                 <w:sz w:val="18"/>
               </w:rPr>
-              <w:t>76 分钟 / 37 分钟</w:t>
+              <w:t>135分钟 / 71分钟</w:t>
             </w:r>
           </w:p>
         </w:tc>
@@ -1103,7 +1246,7 @@
         <w:rPr>
           <w:rFonts w:ascii="Microsoft YaHei" w:hAnsi="Microsoft YaHei"/>
         </w:rPr>
-        <w:t xml:space="preserve">资金流入时长占比约 </w:t>
+        <w:t xml:space="preserve">资金净流入态势明确，流入时长接近流出时的 </w:t>
       </w:r>
       <w:r>
         <w:rPr>
@@ -1111,13 +1254,13 @@
           <w:b/>
           <w:color w:val="1A1A1A"/>
         </w:rPr>
-        <w:t>67%</w:t>
+        <w:t>1.9倍</w:t>
       </w:r>
       <w:r>
         <w:rPr>
           <w:rFonts w:ascii="Microsoft YaHei" w:hAnsi="Microsoft YaHei"/>
         </w:rPr>
-        <w:t>，盘中买方力量持续占优，多头主动性较强。</w:t>
+        <w:t>，且单分钟最大流入大于最大流出，显示盘中多头主动性更强。</w:t>
       </w:r>
     </w:p>
     <w:p>
@@ -1131,7 +1274,7 @@
           <w:color w:val="333333"/>
           <w:sz w:val="24"/>
         </w:rPr>
-        <w:t>上一个交易日细分资金流向（元）</w:t>
+        <w:t>上一个交易日细分资金（元）</w:t>
       </w:r>
     </w:p>
     <w:tbl>
@@ -1166,7 +1309,7 @@
                 <w:color w:val="1A1A1A"/>
                 <w:sz w:val="18"/>
               </w:rPr>
-              <w:t>类型</w:t>
+              <w:t>维度</w:t>
             </w:r>
           </w:p>
         </w:tc>
@@ -1208,7 +1351,7 @@
                 <w:color w:val="1A1A1A"/>
                 <w:sz w:val="18"/>
               </w:rPr>
-              <w:t>买入额</w:t>
+              <w:t>买入</w:t>
             </w:r>
           </w:p>
         </w:tc>
@@ -1229,7 +1372,7 @@
                 <w:color w:val="1A1A1A"/>
                 <w:sz w:val="18"/>
               </w:rPr>
-              <w:t>卖出额</w:t>
+              <w:t>卖出</w:t>
             </w:r>
           </w:p>
         </w:tc>
@@ -1269,7 +1412,7 @@
                 <w:color w:val="1A1A1A"/>
                 <w:sz w:val="18"/>
               </w:rPr>
-              <w:t>+2,430.6 万</w:t>
+              <w:t>+3,646.40万</w:t>
             </w:r>
           </w:p>
         </w:tc>
@@ -1287,7 +1430,7 @@
                 <w:rFonts w:ascii="Microsoft YaHei" w:hAnsi="Microsoft YaHei"/>
                 <w:sz w:val="18"/>
               </w:rPr>
-              <w:t>3,167.1 万</w:t>
+              <w:t>4,614.16万</w:t>
             </w:r>
           </w:p>
         </w:tc>
@@ -1305,7 +1448,7 @@
                 <w:rFonts w:ascii="Microsoft YaHei" w:hAnsi="Microsoft YaHei"/>
                 <w:sz w:val="18"/>
               </w:rPr>
-              <w:t>736.5 万</w:t>
+              <w:t>967.76万</w:t>
             </w:r>
           </w:p>
         </w:tc>
@@ -1347,7 +1490,7 @@
                 <w:color w:val="1A1A1A"/>
                 <w:sz w:val="18"/>
               </w:rPr>
-              <w:t>+2,991.9 万</w:t>
+              <w:t>+4,441.59万</w:t>
             </w:r>
           </w:p>
         </w:tc>
@@ -1366,7 +1509,7 @@
                 <w:rFonts w:ascii="Microsoft YaHei" w:hAnsi="Microsoft YaHei"/>
                 <w:sz w:val="18"/>
               </w:rPr>
-              <w:t>8,501.4 万</w:t>
+              <w:t>13,070.23万</w:t>
             </w:r>
           </w:p>
         </w:tc>
@@ -1385,7 +1528,7 @@
                 <w:rFonts w:ascii="Microsoft YaHei" w:hAnsi="Microsoft YaHei"/>
                 <w:sz w:val="18"/>
               </w:rPr>
-              <w:t>5,509.4 万</w:t>
+              <w:t>8,628.64万</w:t>
             </w:r>
           </w:p>
         </w:tc>
@@ -1421,9 +1564,11 @@
             <w:r>
               <w:rPr>
                 <w:rFonts w:ascii="Microsoft YaHei" w:hAnsi="Microsoft YaHei"/>
+                <w:b/>
+                <w:color w:val="1A1A1A"/>
                 <w:sz w:val="18"/>
               </w:rPr>
-              <w:t>+315.9 万</w:t>
+              <w:t>+351.40万</w:t>
             </w:r>
           </w:p>
         </w:tc>
@@ -1441,7 +1586,7 @@
                 <w:rFonts w:ascii="Microsoft YaHei" w:hAnsi="Microsoft YaHei"/>
                 <w:sz w:val="18"/>
               </w:rPr>
-              <w:t>2,331.7 万</w:t>
+              <w:t>4,085.63万</w:t>
             </w:r>
           </w:p>
         </w:tc>
@@ -1459,7 +1604,7 @@
                 <w:rFonts w:ascii="Microsoft YaHei" w:hAnsi="Microsoft YaHei"/>
                 <w:sz w:val="18"/>
               </w:rPr>
-              <w:t>2,015.9 万</w:t>
+              <w:t>3,734.23万</w:t>
             </w:r>
           </w:p>
         </w:tc>
@@ -1503,7 +1648,7 @@
                 <w:color w:val="1A1A1A"/>
                 <w:sz w:val="18"/>
               </w:rPr>
-              <w:t>+5,738.5 万</w:t>
+              <w:t>+8,439.39万</w:t>
             </w:r>
           </w:p>
         </w:tc>
@@ -1552,16 +1697,50 @@
       <w:r>
         <w:rPr>
           <w:rFonts w:ascii="Microsoft YaHei" w:hAnsi="Microsoft YaHei"/>
+        </w:rPr>
+        <w:t xml:space="preserve">大单净流入 </w:t>
+      </w:r>
+      <w:r>
+        <w:rPr>
+          <w:rFonts w:ascii="Microsoft YaHei" w:hAnsi="Microsoft YaHei"/>
           <w:b/>
           <w:color w:val="1A1A1A"/>
         </w:rPr>
-        <w:t>大单与中单资金均呈净流入格局</w:t>
+        <w:t>+3,646万元</w:t>
       </w:r>
       <w:r>
         <w:rPr>
           <w:rFonts w:ascii="Microsoft YaHei" w:hAnsi="Microsoft YaHei"/>
         </w:rPr>
-        <w:t>，且大单净流入占比较高，机构资金参与意愿积极。</w:t>
+        <w:t xml:space="preserve">，中单净流入 </w:t>
+      </w:r>
+      <w:r>
+        <w:rPr>
+          <w:rFonts w:ascii="Microsoft YaHei" w:hAnsi="Microsoft YaHei"/>
+          <w:b/>
+          <w:color w:val="1A1A1A"/>
+        </w:rPr>
+        <w:t>+4,442万元</w:t>
+      </w:r>
+      <w:r>
+        <w:rPr>
+          <w:rFonts w:ascii="Microsoft YaHei" w:hAnsi="Microsoft YaHei"/>
+        </w:rPr>
+        <w:t>，各类资金均呈现净流入共振格局，尤其大单资金买入量（4,614万）远超卖出（968万），</w:t>
+      </w:r>
+      <w:r>
+        <w:rPr>
+          <w:rFonts w:ascii="Microsoft YaHei" w:hAnsi="Microsoft YaHei"/>
+          <w:b/>
+          <w:color w:val="1A1A1A"/>
+        </w:rPr>
+        <w:t>机构资金主动吸筹特征明显</w:t>
+      </w:r>
+      <w:r>
+        <w:rPr>
+          <w:rFonts w:ascii="Microsoft YaHei" w:hAnsi="Microsoft YaHei"/>
+        </w:rPr>
+        <w:t>。</w:t>
       </w:r>
     </w:p>
     <w:p>
@@ -1575,7 +1754,96 @@
           <w:color w:val="333333"/>
           <w:sz w:val="24"/>
         </w:rPr>
-        <w:t>融资融券</w:t>
+        <w:t>融资融券（上一交易日）</w:t>
+      </w:r>
+    </w:p>
+    <w:p>
+      <w:pPr>
+        <w:pStyle w:val="ListBullet"/>
+      </w:pPr>
+      <w:r>
+        <w:rPr>
+          <w:rFonts w:ascii="Microsoft YaHei" w:hAnsi="Microsoft YaHei"/>
+        </w:rPr>
+        <w:t>融资余额：</w:t>
+      </w:r>
+      <w:r>
+        <w:rPr>
+          <w:rFonts w:ascii="Microsoft YaHei" w:hAnsi="Microsoft YaHei"/>
+          <w:b/>
+          <w:color w:val="1A1A1A"/>
+        </w:rPr>
+        <w:t>7.14亿</w:t>
+      </w:r>
+      <w:r>
+        <w:rPr>
+          <w:rFonts w:ascii="Microsoft YaHei" w:hAnsi="Microsoft YaHei"/>
+        </w:rPr>
+        <w:t>（较前日 +0.03%），变化平稳</w:t>
+      </w:r>
+    </w:p>
+    <w:p>
+      <w:pPr>
+        <w:pStyle w:val="ListBullet"/>
+      </w:pPr>
+      <w:r>
+        <w:rPr>
+          <w:rFonts w:ascii="Microsoft YaHei" w:hAnsi="Microsoft YaHei"/>
+        </w:rPr>
+        <w:t>融券余额：</w:t>
+      </w:r>
+      <w:r>
+        <w:rPr>
+          <w:rFonts w:ascii="Microsoft YaHei" w:hAnsi="Microsoft YaHei"/>
+          <w:b/>
+          <w:color w:val="1A1A1A"/>
+        </w:rPr>
+        <w:t>0.05亿</w:t>
+      </w:r>
+      <w:r>
+        <w:rPr>
+          <w:rFonts w:ascii="Microsoft YaHei" w:hAnsi="Microsoft YaHei"/>
+        </w:rPr>
+        <w:t>（较前日 -10.78%），融券余额收缩，空头情绪减弱</w:t>
+      </w:r>
+    </w:p>
+    <w:p>
+      <w:pPr>
+        <w:spacing w:before="240" w:after="240"/>
+        <w:pBdr>
+          <w:bottom w:val="single" w:sz="4" w:space="1" w:color="D0D7DE"/>
+        </w:pBdr>
+      </w:pPr>
+    </w:p>
+    <w:p>
+      <w:pPr>
+        <w:spacing w:before="360" w:after="80" w:line="288" w:lineRule="auto"/>
+        <w:pBdr>
+          <w:bottom w:val="single" w:sz="4" w:space="4" w:color="D0D7DE"/>
+        </w:pBdr>
+      </w:pPr>
+      <w:r>
+        <w:rPr>
+          <w:rFonts w:ascii="Microsoft YaHei" w:hAnsi="Microsoft YaHei"/>
+          <w:b/>
+          <w:color w:val="1A1A1A"/>
+          <w:sz w:val="28"/>
+        </w:rPr>
+        <w:t>技术面</w:t>
+      </w:r>
+    </w:p>
+    <w:p>
+      <w:pPr>
+        <w:spacing w:before="280" w:after="80" w:line="312" w:lineRule="auto"/>
+      </w:pPr>
+      <w:r>
+        <w:rPr>
+          <w:rFonts w:ascii="Microsoft YaHei" w:hAnsi="Microsoft YaHei"/>
+          <w:b/>
+          <w:color w:val="333333"/>
+          <w:sz w:val="24"/>
+        </w:rPr>
+        <w:t>均线系统</w:t>
       </w:r>
     </w:p>
     <w:tbl>
@@ -1609,7 +1877,7 @@
                 <w:color w:val="1A1A1A"/>
                 <w:sz w:val="18"/>
               </w:rPr>
-              <w:t>项目</w:t>
+              <w:t>均线</w:t>
             </w:r>
           </w:p>
         </w:tc>
@@ -1630,294 +1898,7 @@
                 <w:color w:val="1A1A1A"/>
                 <w:sz w:val="18"/>
               </w:rPr>
-              <w:t>数据</w:t>
-            </w:r>
-          </w:p>
-        </w:tc>
-        <w:tc>
-          <w:tcPr>
-            <w:tcW w:type="dxa" w:w="3022"/>
-            <w:shd w:fill="F6F8FA" w:val="clear"/>
-          </w:tcPr>
-          <w:p>
-            <w:pPr>
-              <w:spacing w:before="40" w:after="40" w:line="288" w:lineRule="auto"/>
-            </w:pPr>
-            <w:r/>
-            <w:r>
-              <w:rPr>
-                <w:rFonts w:ascii="Microsoft YaHei" w:hAnsi="Microsoft YaHei"/>
-                <w:b/>
-                <w:color w:val="1A1A1A"/>
-                <w:sz w:val="18"/>
-              </w:rPr>
-              <w:t>变化</w:t>
-            </w:r>
-          </w:p>
-        </w:tc>
-      </w:tr>
-      <w:tr>
-        <w:tc>
-          <w:tcPr>
-            <w:tcW w:type="dxa" w:w="3022"/>
-          </w:tcPr>
-          <w:p>
-            <w:pPr>
-              <w:spacing w:before="40" w:after="40" w:line="288" w:lineRule="auto"/>
-            </w:pPr>
-            <w:r/>
-            <w:r>
-              <w:rPr>
-                <w:rFonts w:ascii="Microsoft YaHei" w:hAnsi="Microsoft YaHei"/>
-                <w:sz w:val="18"/>
-              </w:rPr>
-              <w:t>融资余额</w:t>
-            </w:r>
-          </w:p>
-        </w:tc>
-        <w:tc>
-          <w:tcPr>
-            <w:tcW w:type="dxa" w:w="3022"/>
-          </w:tcPr>
-          <w:p>
-            <w:pPr>
-              <w:spacing w:before="40" w:after="40" w:line="288" w:lineRule="auto"/>
-            </w:pPr>
-            <w:r/>
-            <w:r>
-              <w:rPr>
-                <w:rFonts w:ascii="Microsoft YaHei" w:hAnsi="Microsoft YaHei"/>
-                <w:b/>
-                <w:color w:val="1A1A1A"/>
-                <w:sz w:val="18"/>
-              </w:rPr>
-              <w:t>7.14 亿元</w:t>
-            </w:r>
-            <w:r>
-              <w:rPr>
-                <w:rFonts w:ascii="Microsoft YaHei" w:hAnsi="Microsoft YaHei"/>
-                <w:sz w:val="18"/>
-              </w:rPr>
-              <w:t xml:space="preserve">（占流通市值 </w:t>
-            </w:r>
-            <w:r>
-              <w:rPr>
-                <w:rFonts w:ascii="Microsoft YaHei" w:hAnsi="Microsoft YaHei"/>
-                <w:b/>
-                <w:color w:val="1A1A1A"/>
-                <w:sz w:val="18"/>
-              </w:rPr>
-              <w:t>3.40%</w:t>
-            </w:r>
-            <w:r>
-              <w:rPr>
-                <w:rFonts w:ascii="Microsoft YaHei" w:hAnsi="Microsoft YaHei"/>
-                <w:sz w:val="18"/>
-              </w:rPr>
-              <w:t>）</w:t>
-            </w:r>
-          </w:p>
-        </w:tc>
-        <w:tc>
-          <w:tcPr>
-            <w:tcW w:type="dxa" w:w="3022"/>
-          </w:tcPr>
-          <w:p>
-            <w:pPr>
-              <w:spacing w:before="40" w:after="40" w:line="288" w:lineRule="auto"/>
-            </w:pPr>
-            <w:r/>
-            <w:r>
-              <w:rPr>
-                <w:rFonts w:ascii="Microsoft YaHei" w:hAnsi="Microsoft YaHei"/>
-                <w:sz w:val="18"/>
-              </w:rPr>
-              <w:t xml:space="preserve">较前日 </w:t>
-            </w:r>
-            <w:r>
-              <w:rPr>
-                <w:rFonts w:ascii="Microsoft YaHei" w:hAnsi="Microsoft YaHei"/>
-                <w:b/>
-                <w:color w:val="1A1A1A"/>
-                <w:sz w:val="18"/>
-              </w:rPr>
-              <w:t>+0.03%</w:t>
-            </w:r>
-          </w:p>
-        </w:tc>
-      </w:tr>
-      <w:tr>
-        <w:tc>
-          <w:tcPr>
-            <w:tcW w:type="dxa" w:w="3022"/>
-            <w:shd w:fill="F8F9FA" w:val="clear"/>
-          </w:tcPr>
-          <w:p>
-            <w:pPr>
-              <w:spacing w:before="40" w:after="40" w:line="288" w:lineRule="auto"/>
-            </w:pPr>
-            <w:r/>
-            <w:r>
-              <w:rPr>
-                <w:rFonts w:ascii="Microsoft YaHei" w:hAnsi="Microsoft YaHei"/>
-                <w:sz w:val="18"/>
-              </w:rPr>
-              <w:t>融券余额</w:t>
-            </w:r>
-          </w:p>
-        </w:tc>
-        <w:tc>
-          <w:tcPr>
-            <w:tcW w:type="dxa" w:w="3022"/>
-            <w:shd w:fill="F8F9FA" w:val="clear"/>
-          </w:tcPr>
-          <w:p>
-            <w:pPr>
-              <w:spacing w:before="40" w:after="40" w:line="288" w:lineRule="auto"/>
-            </w:pPr>
-            <w:r/>
-            <w:r>
-              <w:rPr>
-                <w:rFonts w:ascii="Microsoft YaHei" w:hAnsi="Microsoft YaHei"/>
-                <w:b/>
-                <w:color w:val="1A1A1A"/>
-                <w:sz w:val="18"/>
-              </w:rPr>
-              <w:t>0.05 亿元</w:t>
-            </w:r>
-          </w:p>
-        </w:tc>
-        <w:tc>
-          <w:tcPr>
-            <w:tcW w:type="dxa" w:w="3022"/>
-            <w:shd w:fill="F8F9FA" w:val="clear"/>
-          </w:tcPr>
-          <w:p>
-            <w:pPr>
-              <w:spacing w:before="40" w:after="40" w:line="288" w:lineRule="auto"/>
-            </w:pPr>
-            <w:r/>
-            <w:r>
-              <w:rPr>
-                <w:rFonts w:ascii="Microsoft YaHei" w:hAnsi="Microsoft YaHei"/>
-                <w:sz w:val="18"/>
-              </w:rPr>
-              <w:t xml:space="preserve">较前日 </w:t>
-            </w:r>
-            <w:r>
-              <w:rPr>
-                <w:rFonts w:ascii="Microsoft YaHei" w:hAnsi="Microsoft YaHei"/>
-                <w:b/>
-                <w:color w:val="1A1A1A"/>
-                <w:sz w:val="18"/>
-              </w:rPr>
-              <w:t>-10.78%</w:t>
-            </w:r>
-          </w:p>
-        </w:tc>
-      </w:tr>
-    </w:tbl>
-    <w:p/>
-    <w:p>
-      <w:r>
-        <w:rPr>
-          <w:rFonts w:ascii="Microsoft YaHei" w:hAnsi="Microsoft YaHei"/>
-        </w:rPr>
-        <w:t xml:space="preserve">融资余额占流通市值比例 </w:t>
-      </w:r>
-      <w:r>
-        <w:rPr>
-          <w:rFonts w:ascii="Microsoft YaHei" w:hAnsi="Microsoft YaHei"/>
-          <w:b/>
-          <w:color w:val="1A1A1A"/>
-        </w:rPr>
-        <w:t>低于近一年 20% 分位水平</w:t>
-      </w:r>
-      <w:r>
-        <w:rPr>
-          <w:rFonts w:ascii="Microsoft YaHei" w:hAnsi="Microsoft YaHei"/>
-        </w:rPr>
-        <w:t>，杠杆资金参与度处于历史偏低位置，筹码相对干净，潜在抛压有限。融券余额大幅缩减，空头力量同步减弱。</w:t>
-      </w:r>
-    </w:p>
-    <w:p>
-      <w:pPr>
-        <w:spacing w:before="240" w:after="240"/>
-        <w:pBdr>
-          <w:bottom w:val="single" w:sz="4" w:space="1" w:color="D0D7DE"/>
-        </w:pBdr>
-      </w:pPr>
-    </w:p>
-    <w:p>
-      <w:pPr>
-        <w:spacing w:before="360" w:after="80" w:line="288" w:lineRule="auto"/>
-        <w:pBdr>
-          <w:bottom w:val="single" w:sz="4" w:space="4" w:color="D0D7DE"/>
-        </w:pBdr>
-      </w:pPr>
-      <w:r>
-        <w:rPr>
-          <w:rFonts w:ascii="Microsoft YaHei" w:hAnsi="Microsoft YaHei"/>
-          <w:b/>
-          <w:color w:val="1A1A1A"/>
-          <w:sz w:val="28"/>
-        </w:rPr>
-        <w:t>技术面</w:t>
-      </w:r>
-    </w:p>
-    <w:tbl>
-      <w:tblPr>
-        <w:tblStyle w:val="TableGrid"/>
-        <w:tblW w:type="auto" w:w="0"/>
-        <w:jc w:val="center"/>
-        <w:tblLayout w:type="autofit"/>
-        <w:tblLook w:firstColumn="1" w:firstRow="1" w:lastColumn="0" w:lastRow="0" w:noHBand="0" w:noVBand="1" w:val="04A0"/>
-      </w:tblPr>
-      <w:tblGrid>
-        <w:gridCol w:w="3022"/>
-        <w:gridCol w:w="3022"/>
-        <w:gridCol w:w="3022"/>
-      </w:tblGrid>
-      <w:tr>
-        <w:tc>
-          <w:tcPr>
-            <w:tcW w:type="dxa" w:w="3022"/>
-            <w:shd w:fill="F6F8FA" w:val="clear"/>
-          </w:tcPr>
-          <w:p>
-            <w:pPr>
-              <w:spacing w:before="40" w:after="40" w:line="288" w:lineRule="auto"/>
-            </w:pPr>
-            <w:r/>
-            <w:r>
-              <w:rPr>
-                <w:rFonts w:ascii="Microsoft YaHei" w:hAnsi="Microsoft YaHei"/>
-                <w:b/>
-                <w:color w:val="1A1A1A"/>
-                <w:sz w:val="18"/>
-              </w:rPr>
-              <w:t>技术指标</w:t>
-            </w:r>
-          </w:p>
-        </w:tc>
-        <w:tc>
-          <w:tcPr>
-            <w:tcW w:type="dxa" w:w="3022"/>
-            <w:shd w:fill="F6F8FA" w:val="clear"/>
-          </w:tcPr>
-          <w:p>
-            <w:pPr>
-              <w:spacing w:before="40" w:after="40" w:line="288" w:lineRule="auto"/>
-            </w:pPr>
-            <w:r/>
-            <w:r>
-              <w:rPr>
-                <w:rFonts w:ascii="Microsoft YaHei" w:hAnsi="Microsoft YaHei"/>
-                <w:b/>
-                <w:color w:val="1A1A1A"/>
-                <w:sz w:val="18"/>
-              </w:rPr>
-              <w:t>位置</w:t>
+              <w:t>价格</w:t>
             </w:r>
           </w:p>
         </w:tc>
@@ -1956,18 +1937,9 @@
             <w:r>
               <w:rPr>
                 <w:rFonts w:ascii="Microsoft YaHei" w:hAnsi="Microsoft YaHei"/>
-                <w:b/>
-                <w:color w:val="1A1A1A"/>
                 <w:sz w:val="18"/>
               </w:rPr>
               <w:t>MA5</w:t>
-            </w:r>
-            <w:r>
-              <w:rPr>
-                <w:rFonts w:ascii="Microsoft YaHei" w:hAnsi="Microsoft YaHei"/>
-                <w:sz w:val="18"/>
-              </w:rPr>
-              <w:t>（约 25.26 元）</w:t>
             </w:r>
           </w:p>
         </w:tc>
@@ -1985,7 +1957,7 @@
                 <w:rFonts w:ascii="Microsoft YaHei" w:hAnsi="Microsoft YaHei"/>
                 <w:sz w:val="18"/>
               </w:rPr>
-              <w:t>当前价位于下方</w:t>
+              <w:t>25.26 元</w:t>
             </w:r>
           </w:p>
         </w:tc>
@@ -2005,7 +1977,7 @@
                 <w:color w:val="1A1A1A"/>
                 <w:sz w:val="18"/>
               </w:rPr>
-              <w:t>-1.1%</w:t>
+              <w:t>下方 1.1%</w:t>
             </w:r>
           </w:p>
         </w:tc>
@@ -2024,18 +1996,9 @@
             <w:r>
               <w:rPr>
                 <w:rFonts w:ascii="Microsoft YaHei" w:hAnsi="Microsoft YaHei"/>
-                <w:b/>
-                <w:color w:val="1A1A1A"/>
                 <w:sz w:val="18"/>
               </w:rPr>
               <w:t>MA10</w:t>
-            </w:r>
-            <w:r>
-              <w:rPr>
-                <w:rFonts w:ascii="Microsoft YaHei" w:hAnsi="Microsoft YaHei"/>
-                <w:sz w:val="18"/>
-              </w:rPr>
-              <w:t>（约 25.15 元）</w:t>
             </w:r>
           </w:p>
         </w:tc>
@@ -2054,7 +2017,7 @@
                 <w:rFonts w:ascii="Microsoft YaHei" w:hAnsi="Microsoft YaHei"/>
                 <w:sz w:val="18"/>
               </w:rPr>
-              <w:t>当前价贴近下方</w:t>
+              <w:t>25.15 元</w:t>
             </w:r>
           </w:p>
         </w:tc>
@@ -2075,7 +2038,7 @@
                 <w:color w:val="1A1A1A"/>
                 <w:sz w:val="18"/>
               </w:rPr>
-              <w:t>-0.7%</w:t>
+              <w:t>下方 0.7%</w:t>
             </w:r>
           </w:p>
         </w:tc>
@@ -2093,18 +2056,9 @@
             <w:r>
               <w:rPr>
                 <w:rFonts w:ascii="Microsoft YaHei" w:hAnsi="Microsoft YaHei"/>
-                <w:b/>
-                <w:color w:val="1A1A1A"/>
                 <w:sz w:val="18"/>
               </w:rPr>
-              <w:t>MA20 / 布林中轨</w:t>
-            </w:r>
-            <w:r>
-              <w:rPr>
-                <w:rFonts w:ascii="Microsoft YaHei" w:hAnsi="Microsoft YaHei"/>
-                <w:sz w:val="18"/>
-              </w:rPr>
-              <w:t>（约 25.62 元）</w:t>
+              <w:t>MA20（布林中轨）</w:t>
             </w:r>
           </w:p>
         </w:tc>
@@ -2122,7 +2076,7 @@
                 <w:rFonts w:ascii="Microsoft YaHei" w:hAnsi="Microsoft YaHei"/>
                 <w:sz w:val="18"/>
               </w:rPr>
-              <w:t>当前价位于下方</w:t>
+              <w:t>25.62 元</w:t>
             </w:r>
           </w:p>
         </w:tc>
@@ -2142,7 +2096,7 @@
                 <w:color w:val="1A1A1A"/>
                 <w:sz w:val="18"/>
               </w:rPr>
-              <w:t>-2.5%</w:t>
+              <w:t>下方 2.5%</w:t>
             </w:r>
           </w:p>
         </w:tc>
@@ -2163,7 +2117,7 @@
                 <w:rFonts w:ascii="Microsoft YaHei" w:hAnsi="Microsoft YaHei"/>
                 <w:sz w:val="18"/>
               </w:rPr>
-              <w:t>布林带上轨</w:t>
+              <w:t>布林上轨</w:t>
             </w:r>
           </w:p>
         </w:tc>
@@ -2201,7 +2155,7 @@
                 <w:rFonts w:ascii="Microsoft YaHei" w:hAnsi="Microsoft YaHei"/>
                 <w:sz w:val="18"/>
               </w:rPr>
-              <w:t>—</w:t>
+              <w:t>上方 8.4%</w:t>
             </w:r>
           </w:p>
         </w:tc>
@@ -2221,7 +2175,7 @@
                 <w:rFonts w:ascii="Microsoft YaHei" w:hAnsi="Microsoft YaHei"/>
                 <w:sz w:val="18"/>
               </w:rPr>
-              <w:t>布林带下轨</w:t>
+              <w:t>布林下轨</w:t>
             </w:r>
           </w:p>
         </w:tc>
@@ -2237,8 +2191,6 @@
             <w:r>
               <w:rPr>
                 <w:rFonts w:ascii="Microsoft YaHei" w:hAnsi="Microsoft YaHei"/>
-                <w:b/>
-                <w:color w:val="1A1A1A"/>
                 <w:sz w:val="18"/>
               </w:rPr>
               <w:t>24.16 元</w:t>
@@ -2259,16 +2211,7 @@
                 <w:rFonts w:ascii="Microsoft YaHei" w:hAnsi="Microsoft YaHei"/>
                 <w:sz w:val="18"/>
               </w:rPr>
-              <w:t xml:space="preserve">当前价距下轨 </w:t>
-            </w:r>
-            <w:r>
-              <w:rPr>
-                <w:rFonts w:ascii="Microsoft YaHei" w:hAnsi="Microsoft YaHei"/>
-                <w:b/>
-                <w:color w:val="1A1A1A"/>
-                <w:sz w:val="18"/>
-              </w:rPr>
-              <w:t>+3.4%</w:t>
+              <w:t>下方 3.3%</w:t>
             </w:r>
           </w:p>
         </w:tc>
@@ -2282,13 +2225,7 @@
           <w:b/>
           <w:color w:val="1A1A1A"/>
         </w:rPr>
-        <w:t>技术研判</w:t>
-      </w:r>
-      <w:r>
-        <w:rPr>
-          <w:rFonts w:ascii="Microsoft YaHei" w:hAnsi="Microsoft YaHei"/>
-        </w:rPr>
-        <w:t>：</w:t>
+        <w:t>技术研判：</w:t>
       </w:r>
     </w:p>
     <w:p>
@@ -2299,7 +2236,7 @@
         <w:rPr>
           <w:rFonts w:ascii="Microsoft YaHei" w:hAnsi="Microsoft YaHei"/>
         </w:rPr>
-        <w:t xml:space="preserve">今日盘中最高 </w:t>
+        <w:t xml:space="preserve">当前价 </w:t>
       </w:r>
       <w:r>
         <w:rPr>
@@ -2307,52 +2244,13 @@
           <w:b/>
           <w:color w:val="1A1A1A"/>
         </w:rPr>
-        <w:t>25.15 元</w:t>
+        <w:t>24.97元</w:t>
       </w:r>
       <w:r>
         <w:rPr>
           <w:rFonts w:ascii="Microsoft YaHei" w:hAnsi="Microsoft YaHei"/>
         </w:rPr>
-        <w:t xml:space="preserve">已触及 </w:t>
-      </w:r>
-      <w:r>
-        <w:rPr>
-          <w:rFonts w:ascii="Microsoft YaHei" w:hAnsi="Microsoft YaHei"/>
-          <w:b/>
-          <w:color w:val="1A1A1A"/>
-        </w:rPr>
-        <w:t>MA10（25.15）</w:t>
-      </w:r>
-      <w:r>
-        <w:rPr>
-          <w:rFonts w:ascii="Microsoft YaHei" w:hAnsi="Microsoft YaHei"/>
-        </w:rPr>
-        <w:t xml:space="preserve"> 位置，但因量能跟进不足（量比 0.62），未能有效站稳，随后小幅回落。</w:t>
-      </w:r>
-    </w:p>
-    <w:p>
-      <w:pPr>
-        <w:pStyle w:val="ListBullet"/>
-      </w:pPr>
-      <w:r>
-        <w:rPr>
-          <w:rFonts w:ascii="Microsoft YaHei" w:hAnsi="Microsoft YaHei"/>
-        </w:rPr>
-        <w:t xml:space="preserve">当前价格 </w:t>
-      </w:r>
-      <w:r>
-        <w:rPr>
-          <w:rFonts w:ascii="Microsoft YaHei" w:hAnsi="Microsoft YaHei"/>
-          <w:b/>
-          <w:color w:val="1A1A1A"/>
-        </w:rPr>
-        <w:t>24.97 元</w:t>
-      </w:r>
-      <w:r>
-        <w:rPr>
-          <w:rFonts w:ascii="Microsoft YaHei" w:hAnsi="Microsoft YaHei"/>
-        </w:rPr>
-        <w:t xml:space="preserve">，仍受 </w:t>
+        <w:t xml:space="preserve">，运行于 </w:t>
       </w:r>
       <w:r>
         <w:rPr>
@@ -2380,7 +2278,7 @@
         <w:rPr>
           <w:rFonts w:ascii="Microsoft YaHei" w:hAnsi="Microsoft YaHei"/>
         </w:rPr>
-        <w:t xml:space="preserve"> 的双重压制，且远离 </w:t>
+        <w:t xml:space="preserve"> 下方，短期均线形成压制，日内反弹高点 </w:t>
       </w:r>
       <w:r>
         <w:rPr>
@@ -2388,27 +2286,13 @@
           <w:b/>
           <w:color w:val="1A1A1A"/>
         </w:rPr>
-        <w:t>MA20（25.62）</w:t>
+        <w:t>25.15元</w:t>
       </w:r>
       <w:r>
         <w:rPr>
           <w:rFonts w:ascii="Microsoft YaHei" w:hAnsi="Microsoft YaHei"/>
         </w:rPr>
-        <w:t>，</w:t>
-      </w:r>
-      <w:r>
-        <w:rPr>
-          <w:rFonts w:ascii="Microsoft YaHei" w:hAnsi="Microsoft YaHei"/>
-          <w:b/>
-          <w:color w:val="1A1A1A"/>
-        </w:rPr>
-        <w:t>短线均线系统呈空头排列</w:t>
-      </w:r>
-      <w:r>
-        <w:rPr>
-          <w:rFonts w:ascii="Microsoft YaHei" w:hAnsi="Microsoft YaHei"/>
-        </w:rPr>
-        <w:t>。</w:t>
+        <w:t xml:space="preserve"> 恰好触及MA10后回落，说明短期均线附近存在一定阻力。</w:t>
       </w:r>
     </w:p>
     <w:p>
@@ -2419,7 +2303,7 @@
         <w:rPr>
           <w:rFonts w:ascii="Microsoft YaHei" w:hAnsi="Microsoft YaHei"/>
         </w:rPr>
-        <w:t xml:space="preserve">布林带方面，股价从下轨 </w:t>
+        <w:t xml:space="preserve">价格同时位于 </w:t>
       </w:r>
       <w:r>
         <w:rPr>
@@ -2427,13 +2311,13 @@
           <w:b/>
           <w:color w:val="1A1A1A"/>
         </w:rPr>
-        <w:t>24.16 元</w:t>
+        <w:t>MA20/布林中轨（25.62）</w:t>
       </w:r>
       <w:r>
         <w:rPr>
           <w:rFonts w:ascii="Microsoft YaHei" w:hAnsi="Microsoft YaHei"/>
         </w:rPr>
-        <w:t xml:space="preserve"> 附近反弹，目前位于中轨（25.62）与下轨之间，属 </w:t>
+        <w:t xml:space="preserve"> 之下约 </w:t>
       </w:r>
       <w:r>
         <w:rPr>
@@ -2441,60 +2325,13 @@
           <w:b/>
           <w:color w:val="1A1A1A"/>
         </w:rPr>
-        <w:t>弱势震荡区间</w:t>
+        <w:t>2.5%</w:t>
       </w:r>
       <w:r>
         <w:rPr>
           <w:rFonts w:ascii="Microsoft YaHei" w:hAnsi="Microsoft YaHei"/>
         </w:rPr>
-        <w:t>。若后续量能配合，有望向中轨 25.62 元方向修复；若量能持续低迷，则存在回踩下轨 24.16 元的可能。</w:t>
-      </w:r>
-    </w:p>
-    <w:p>
-      <w:pPr>
-        <w:spacing w:before="240" w:after="240"/>
-        <w:pBdr>
-          <w:bottom w:val="single" w:sz="4" w:space="1" w:color="D0D7DE"/>
-        </w:pBdr>
-      </w:pPr>
-    </w:p>
-    <w:p>
-      <w:pPr>
-        <w:spacing w:before="360" w:after="80" w:line="288" w:lineRule="auto"/>
-        <w:pBdr>
-          <w:bottom w:val="single" w:sz="4" w:space="4" w:color="D0D7DE"/>
-        </w:pBdr>
-      </w:pPr>
-      <w:r>
-        <w:rPr>
-          <w:rFonts w:ascii="Microsoft YaHei" w:hAnsi="Microsoft YaHei"/>
-          <w:b/>
-          <w:color w:val="1A1A1A"/>
-          <w:sz w:val="28"/>
-        </w:rPr>
-        <w:t>新闻资讯</w:t>
-      </w:r>
-    </w:p>
-    <w:p>
-      <w:pPr>
-        <w:spacing w:before="280" w:after="80" w:line="312" w:lineRule="auto"/>
-      </w:pPr>
-      <w:r>
-        <w:rPr>
-          <w:rFonts w:ascii="Microsoft YaHei" w:hAnsi="Microsoft YaHei"/>
-          <w:b/>
-          <w:color w:val="333333"/>
-          <w:sz w:val="24"/>
-        </w:rPr>
-        <w:t>1. 船舶ETF份额持续扩张</w:t>
-      </w:r>
-    </w:p>
-    <w:p>
-      <w:r>
-        <w:rPr>
-          <w:rFonts w:ascii="Microsoft YaHei" w:hAnsi="Microsoft YaHei"/>
-        </w:rPr>
-        <w:t xml:space="preserve">&gt; </w:t>
+        <w:t xml:space="preserve">，中期趋势仍偏弱，但价格已接近 </w:t>
       </w:r>
       <w:r>
         <w:rPr>
@@ -2502,21 +2339,24 @@
           <w:b/>
           <w:color w:val="1A1A1A"/>
         </w:rPr>
-        <w:t>标题</w:t>
+        <w:t>布林下轨（24.16）</w:t>
       </w:r>
       <w:r>
         <w:rPr>
           <w:rFonts w:ascii="Microsoft YaHei" w:hAnsi="Microsoft YaHei"/>
         </w:rPr>
-        <w:t>：涨超2.1%，船舶ETF富国(560710)近20个交易日净流入4228.43万元</w:t>
+        <w:t>，下轨附近具备一定支撑力度。</w:t>
       </w:r>
     </w:p>
     <w:p>
+      <w:pPr>
+        <w:pStyle w:val="ListBullet"/>
+      </w:pPr>
       <w:r>
         <w:rPr>
           <w:rFonts w:ascii="Microsoft YaHei" w:hAnsi="Microsoft YaHei"/>
         </w:rPr>
-        <w:t xml:space="preserve">船舶 ETF 在近 20 个交易日内获得 </w:t>
+        <w:t xml:space="preserve">日内的 </w:t>
       </w:r>
       <w:r>
         <w:rPr>
@@ -2524,149 +2364,13 @@
           <w:b/>
           <w:color w:val="1A1A1A"/>
         </w:rPr>
-        <w:t>4,228 万元</w:t>
+        <w:t>"放量+阳线"</w:t>
       </w:r>
       <w:r>
         <w:rPr>
           <w:rFonts w:ascii="Microsoft YaHei" w:hAnsi="Microsoft YaHei"/>
         </w:rPr>
-        <w:t xml:space="preserve"> 的净流入，显示有资金正通过 ETF 渠道持续布局船舶板块。作为该板块的核心标的，中船防务具备 ETF 被动配置逻辑的支撑，这是今日股价逆势走强的潜在驱动力之一。</w:t>
-      </w:r>
-    </w:p>
-    <w:p>
-      <w:pPr>
-        <w:spacing w:before="280" w:after="80" w:line="312" w:lineRule="auto"/>
-      </w:pPr>
-      <w:r>
-        <w:rPr>
-          <w:rFonts w:ascii="Microsoft YaHei" w:hAnsi="Microsoft YaHei"/>
-          <w:b/>
-          <w:color w:val="333333"/>
-          <w:sz w:val="24"/>
-        </w:rPr>
-        <w:t>2. 融资余额低位运行</w:t>
-      </w:r>
-    </w:p>
-    <w:p>
-      <w:r>
-        <w:rPr>
-          <w:rFonts w:ascii="Microsoft YaHei" w:hAnsi="Microsoft YaHei"/>
-        </w:rPr>
-        <w:t xml:space="preserve">&gt; </w:t>
-      </w:r>
-      <w:r>
-        <w:rPr>
-          <w:rFonts w:ascii="Microsoft YaHei" w:hAnsi="Microsoft YaHei"/>
-          <w:b/>
-          <w:color w:val="1A1A1A"/>
-        </w:rPr>
-        <w:t>标题</w:t>
-      </w:r>
-      <w:r>
-        <w:rPr>
-          <w:rFonts w:ascii="Microsoft YaHei" w:hAnsi="Microsoft YaHei"/>
-        </w:rPr>
-        <w:t>：中船防务7月28日获融资买入2390.75万元，融资余额7.14亿元</w:t>
-      </w:r>
-    </w:p>
-    <w:p>
-      <w:r>
-        <w:rPr>
-          <w:rFonts w:ascii="Microsoft YaHei" w:hAnsi="Microsoft YaHei"/>
-        </w:rPr>
-        <w:t xml:space="preserve">融资余额 </w:t>
-      </w:r>
-      <w:r>
-        <w:rPr>
-          <w:rFonts w:ascii="Microsoft YaHei" w:hAnsi="Microsoft YaHei"/>
-          <w:b/>
-          <w:color w:val="1A1A1A"/>
-        </w:rPr>
-        <w:t>7.14 亿元</w:t>
-      </w:r>
-      <w:r>
-        <w:rPr>
-          <w:rFonts w:ascii="Microsoft YaHei" w:hAnsi="Microsoft YaHei"/>
-        </w:rPr>
-        <w:t xml:space="preserve">，处于近一年 </w:t>
-      </w:r>
-      <w:r>
-        <w:rPr>
-          <w:rFonts w:ascii="Microsoft YaHei" w:hAnsi="Microsoft YaHei"/>
-          <w:b/>
-          <w:color w:val="1A1A1A"/>
-        </w:rPr>
-        <w:t>20% 分位以下</w:t>
-      </w:r>
-      <w:r>
-        <w:rPr>
-          <w:rFonts w:ascii="Microsoft YaHei" w:hAnsi="Microsoft YaHei"/>
-        </w:rPr>
-        <w:t xml:space="preserve"> 的低位水平，融资净买入仅 </w:t>
-      </w:r>
-      <w:r>
-        <w:rPr>
-          <w:rFonts w:ascii="Microsoft YaHei" w:hAnsi="Microsoft YaHei"/>
-          <w:b/>
-          <w:color w:val="1A1A1A"/>
-        </w:rPr>
-        <w:t>22.88 万元</w:t>
-      </w:r>
-      <w:r>
-        <w:rPr>
-          <w:rFonts w:ascii="Microsoft YaHei" w:hAnsi="Microsoft YaHei"/>
-        </w:rPr>
-        <w:t>，表明杠杆资金的参与热情不高。结合融券余额同步下降来看，</w:t>
-      </w:r>
-      <w:r>
-        <w:rPr>
-          <w:rFonts w:ascii="Microsoft YaHei" w:hAnsi="Microsoft YaHei"/>
-          <w:b/>
-          <w:color w:val="1A1A1A"/>
-        </w:rPr>
-        <w:t>多空双方目前均未大举加码</w:t>
-      </w:r>
-      <w:r>
-        <w:rPr>
-          <w:rFonts w:ascii="Microsoft YaHei" w:hAnsi="Microsoft YaHei"/>
-        </w:rPr>
-        <w:t>，筹码结构处于相对健康的状态。</w:t>
-      </w:r>
-    </w:p>
-    <w:p>
-      <w:pPr>
-        <w:spacing w:before="280" w:after="80" w:line="312" w:lineRule="auto"/>
-      </w:pPr>
-      <w:r>
-        <w:rPr>
-          <w:rFonts w:ascii="Microsoft YaHei" w:hAnsi="Microsoft YaHei"/>
-          <w:b/>
-          <w:color w:val="333333"/>
-          <w:sz w:val="24"/>
-        </w:rPr>
-        <w:t>3. 隔夜全球要闻（地缘因素）</w:t>
-      </w:r>
-    </w:p>
-    <w:p>
-      <w:r>
-        <w:rPr>
-          <w:rFonts w:ascii="Microsoft YaHei" w:hAnsi="Microsoft YaHei"/>
-        </w:rPr>
-        <w:t xml:space="preserve">隔夜消息涉及伊朗霍尔木兹海峡航运安全的议题，伊朗方面提出由伊朗和阿曼分别管理海峡两侧航运。尽管该消息并非直接针对中船防务，但霍尔木兹海峡的航运安全话题可能对 </w:t>
-      </w:r>
-      <w:r>
-        <w:rPr>
-          <w:rFonts w:ascii="Microsoft YaHei" w:hAnsi="Microsoft YaHei"/>
-          <w:b/>
-          <w:color w:val="1A1A1A"/>
-        </w:rPr>
-        <w:t>航运、造船、国防军工</w:t>
-      </w:r>
-      <w:r>
-        <w:rPr>
-          <w:rFonts w:ascii="Microsoft YaHei" w:hAnsi="Microsoft YaHei"/>
-        </w:rPr>
-        <w:t xml:space="preserve"> 整体板块情绪产生间接催化，与中船防务涉及的"航运、船舶、国防"等关键词形成一定关联。</w:t>
+        <w:t xml:space="preserve"> 形态有助于修复短期技术指标，若后续能放量站上MA10（25.15元），则短线有望向MA20（25.62元）方向修复。</w:t>
       </w:r>
     </w:p>
     <w:p>
@@ -2699,7 +2403,21 @@
         <w:rPr>
           <w:rFonts w:ascii="Microsoft YaHei" w:hAnsi="Microsoft YaHei"/>
         </w:rPr>
-        <w:t>中船防务隶属多个概念和行业板块，今日表现分化明显：</w:t>
+        <w:t xml:space="preserve">中船防务全天逆势走强，个股 </w:t>
+      </w:r>
+      <w:r>
+        <w:rPr>
+          <w:rFonts w:ascii="Microsoft YaHei" w:hAnsi="Microsoft YaHei"/>
+          <w:b/>
+          <w:color w:val="1A1A1A"/>
+        </w:rPr>
+        <w:t>+2.04%</w:t>
+      </w:r>
+      <w:r>
+        <w:rPr>
+          <w:rFonts w:ascii="Microsoft YaHei" w:hAnsi="Microsoft YaHei"/>
+        </w:rPr>
+        <w:t xml:space="preserve"> 显著跑赢其所处多数行业板块：</w:t>
       </w:r>
     </w:p>
     <w:tbl>
@@ -2776,7 +2494,7 @@
                 <w:color w:val="1A1A1A"/>
                 <w:sz w:val="18"/>
               </w:rPr>
-              <w:t>板块内排名</w:t>
+              <w:t>板块排名/总板块数</w:t>
             </w:r>
           </w:p>
         </w:tc>
@@ -2797,7 +2515,7 @@
                 <w:color w:val="1A1A1A"/>
                 <w:sz w:val="18"/>
               </w:rPr>
-              <w:t>简评</w:t>
+              <w:t>该股板块内排名</w:t>
             </w:r>
           </w:p>
         </w:tc>
@@ -2855,7 +2573,7 @@
                 <w:rFonts w:ascii="Microsoft YaHei" w:hAnsi="Microsoft YaHei"/>
                 <w:sz w:val="18"/>
               </w:rPr>
-              <w:t>209/550</w:t>
+              <w:t>190/1158</w:t>
             </w:r>
           </w:p>
         </w:tc>
@@ -2873,7 +2591,7 @@
                 <w:rFonts w:ascii="Microsoft YaHei" w:hAnsi="Microsoft YaHei"/>
                 <w:sz w:val="18"/>
               </w:rPr>
-              <w:t>跑赢指数</w:t>
+              <w:t>209/550</w:t>
             </w:r>
           </w:p>
         </w:tc>
@@ -2894,7 +2612,7 @@
                 <w:rFonts w:ascii="Microsoft YaHei" w:hAnsi="Microsoft YaHei"/>
                 <w:sz w:val="18"/>
               </w:rPr>
-              <w:t>建筑机械和重型运输设备</w:t>
+              <w:t>海工装备</w:t>
             </w:r>
           </w:p>
         </w:tc>
@@ -2915,7 +2633,7 @@
                 <w:color w:val="1A1A1A"/>
                 <w:sz w:val="18"/>
               </w:rPr>
-              <w:t>-0.51%</w:t>
+              <w:t>-1.91%</w:t>
             </w:r>
           </w:p>
         </w:tc>
@@ -2934,7 +2652,7 @@
                 <w:rFonts w:ascii="Microsoft YaHei" w:hAnsi="Microsoft YaHei"/>
                 <w:sz w:val="18"/>
               </w:rPr>
-              <w:t>16/53</w:t>
+              <w:t>619/1158</w:t>
             </w:r>
           </w:p>
         </w:tc>
@@ -2953,7 +2671,7 @@
                 <w:rFonts w:ascii="Microsoft YaHei" w:hAnsi="Microsoft YaHei"/>
                 <w:sz w:val="18"/>
               </w:rPr>
-              <w:t>板块相对抗跌</w:t>
+              <w:t>44/256</w:t>
             </w:r>
           </w:p>
         </w:tc>
@@ -2973,7 +2691,7 @@
                 <w:rFonts w:ascii="Microsoft YaHei" w:hAnsi="Microsoft YaHei"/>
                 <w:sz w:val="18"/>
               </w:rPr>
-              <w:t>海工装备</w:t>
+              <w:t>工业(A股)</w:t>
             </w:r>
           </w:p>
         </w:tc>
@@ -2993,7 +2711,7 @@
                 <w:color w:val="1A1A1A"/>
                 <w:sz w:val="18"/>
               </w:rPr>
-              <w:t>-1.91%</w:t>
+              <w:t>-2.77%</w:t>
             </w:r>
           </w:p>
         </w:tc>
@@ -3011,7 +2729,7 @@
                 <w:rFonts w:ascii="Microsoft YaHei" w:hAnsi="Microsoft YaHei"/>
                 <w:sz w:val="18"/>
               </w:rPr>
-              <w:t>44/256</w:t>
+              <w:t>779/1158</w:t>
             </w:r>
           </w:p>
         </w:tc>
@@ -3029,7 +2747,7 @@
                 <w:rFonts w:ascii="Microsoft YaHei" w:hAnsi="Microsoft YaHei"/>
                 <w:sz w:val="18"/>
               </w:rPr>
-              <w:t>板块整体走弱</w:t>
+              <w:t>147/1209</w:t>
             </w:r>
           </w:p>
         </w:tc>
@@ -3090,7 +2808,7 @@
                 <w:rFonts w:ascii="Microsoft YaHei" w:hAnsi="Microsoft YaHei"/>
                 <w:sz w:val="18"/>
               </w:rPr>
-              <w:t>38/401</w:t>
+              <w:t>934/1158</w:t>
             </w:r>
           </w:p>
         </w:tc>
@@ -3109,7 +2827,83 @@
                 <w:rFonts w:ascii="Microsoft YaHei" w:hAnsi="Microsoft YaHei"/>
                 <w:sz w:val="18"/>
               </w:rPr>
-              <w:t>板块大幅回调</w:t>
+              <w:t>38/401</w:t>
+            </w:r>
+          </w:p>
+        </w:tc>
+      </w:tr>
+      <w:tr>
+        <w:tc>
+          <w:tcPr>
+            <w:tcW w:type="dxa" w:w="2266"/>
+          </w:tcPr>
+          <w:p>
+            <w:pPr>
+              <w:spacing w:before="40" w:after="40" w:line="288" w:lineRule="auto"/>
+            </w:pPr>
+            <w:r/>
+            <w:r>
+              <w:rPr>
+                <w:rFonts w:ascii="Microsoft YaHei" w:hAnsi="Microsoft YaHei"/>
+                <w:sz w:val="18"/>
+              </w:rPr>
+              <w:t>建筑机械和重型运输设备</w:t>
+            </w:r>
+          </w:p>
+        </w:tc>
+        <w:tc>
+          <w:tcPr>
+            <w:tcW w:type="dxa" w:w="2266"/>
+          </w:tcPr>
+          <w:p>
+            <w:pPr>
+              <w:spacing w:before="40" w:after="40" w:line="288" w:lineRule="auto"/>
+            </w:pPr>
+            <w:r/>
+            <w:r>
+              <w:rPr>
+                <w:rFonts w:ascii="Microsoft YaHei" w:hAnsi="Microsoft YaHei"/>
+                <w:b/>
+                <w:color w:val="1A1A1A"/>
+                <w:sz w:val="18"/>
+              </w:rPr>
+              <w:t>-0.51%</w:t>
+            </w:r>
+          </w:p>
+        </w:tc>
+        <w:tc>
+          <w:tcPr>
+            <w:tcW w:type="dxa" w:w="2266"/>
+          </w:tcPr>
+          <w:p>
+            <w:pPr>
+              <w:spacing w:before="40" w:after="40" w:line="288" w:lineRule="auto"/>
+            </w:pPr>
+            <w:r/>
+            <w:r>
+              <w:rPr>
+                <w:rFonts w:ascii="Microsoft YaHei" w:hAnsi="Microsoft YaHei"/>
+                <w:sz w:val="18"/>
+              </w:rPr>
+              <w:t>315/1158</w:t>
+            </w:r>
+          </w:p>
+        </w:tc>
+        <w:tc>
+          <w:tcPr>
+            <w:tcW w:type="dxa" w:w="2266"/>
+          </w:tcPr>
+          <w:p>
+            <w:pPr>
+              <w:spacing w:before="40" w:after="40" w:line="288" w:lineRule="auto"/>
+            </w:pPr>
+            <w:r/>
+            <w:r>
+              <w:rPr>
+                <w:rFonts w:ascii="Microsoft YaHei" w:hAnsi="Microsoft YaHei"/>
+                <w:sz w:val="18"/>
+              </w:rPr>
+              <w:t>16/53</w:t>
             </w:r>
           </w:p>
         </w:tc>
@@ -3123,13 +2917,18 @@
           <w:b/>
           <w:color w:val="1A1A1A"/>
         </w:rPr>
-        <w:t>关键对比</w:t>
+        <w:t>板块强弱解读：</w:t>
       </w:r>
+    </w:p>
+    <w:p>
+      <w:pPr>
+        <w:pStyle w:val="ListBullet"/>
+      </w:pPr>
       <w:r>
         <w:rPr>
           <w:rFonts w:ascii="Microsoft YaHei" w:hAnsi="Microsoft YaHei"/>
         </w:rPr>
-        <w:t xml:space="preserve">：中船防务 </w:t>
+        <w:t xml:space="preserve">海工装备板块整体下跌 </w:t>
       </w:r>
       <w:r>
         <w:rPr>
@@ -3137,13 +2936,13 @@
           <w:b/>
           <w:color w:val="1A1A1A"/>
         </w:rPr>
-        <w:t>+2.04%</w:t>
+        <w:t>-1.91%</w:t>
       </w:r>
       <w:r>
         <w:rPr>
           <w:rFonts w:ascii="Microsoft YaHei" w:hAnsi="Microsoft YaHei"/>
         </w:rPr>
-        <w:t xml:space="preserve"> 的表现在其所处的多个板块中均明显跑赢板块均值。尤其是在 </w:t>
+        <w:t xml:space="preserve">，中船防务逆势上涨，板块内排名 </w:t>
       </w:r>
       <w:r>
         <w:rPr>
@@ -3151,7 +2950,71 @@
           <w:b/>
           <w:color w:val="1A1A1A"/>
         </w:rPr>
-        <w:t>海工装备（-1.91%）</w:t>
+        <w:t>44/256（前17%分位）</w:t>
+      </w:r>
+      <w:r>
+        <w:rPr>
+          <w:rFonts w:ascii="Microsoft YaHei" w:hAnsi="Microsoft YaHei"/>
+        </w:rPr>
+        <w:t>，强势明显。</w:t>
+      </w:r>
+    </w:p>
+    <w:p>
+      <w:pPr>
+        <w:pStyle w:val="ListBullet"/>
+      </w:pPr>
+      <w:r>
+        <w:rPr>
+          <w:rFonts w:ascii="Microsoft YaHei" w:hAnsi="Microsoft YaHei"/>
+        </w:rPr>
+        <w:t xml:space="preserve">工业、资本品、机械制造等大类板块跌幅在 </w:t>
+      </w:r>
+      <w:r>
+        <w:rPr>
+          <w:rFonts w:ascii="Microsoft YaHei" w:hAnsi="Microsoft YaHei"/>
+          <w:b/>
+          <w:color w:val="1A1A1A"/>
+        </w:rPr>
+        <w:t>-2.77%至-3.91%</w:t>
+      </w:r>
+      <w:r>
+        <w:rPr>
+          <w:rFonts w:ascii="Microsoft YaHei" w:hAnsi="Microsoft YaHei"/>
+        </w:rPr>
+        <w:t xml:space="preserve"> 之间，而个股录得正收益，属于 </w:t>
+      </w:r>
+      <w:r>
+        <w:rPr>
+          <w:rFonts w:ascii="Microsoft YaHei" w:hAnsi="Microsoft YaHei"/>
+          <w:b/>
+          <w:color w:val="1A1A1A"/>
+        </w:rPr>
+        <w:t>"弱板块中的强个股"</w:t>
+      </w:r>
+      <w:r>
+        <w:rPr>
+          <w:rFonts w:ascii="Microsoft YaHei" w:hAnsi="Microsoft YaHei"/>
+        </w:rPr>
+        <w:t xml:space="preserve"> 格局，资金集中度较高。</w:t>
+      </w:r>
+    </w:p>
+    <w:p>
+      <w:pPr>
+        <w:pStyle w:val="ListBullet"/>
+      </w:pPr>
+      <w:r>
+        <w:rPr>
+          <w:rFonts w:ascii="Microsoft YaHei" w:hAnsi="Microsoft YaHei"/>
+        </w:rPr>
+        <w:t xml:space="preserve">建筑机械和重型运输设备板块跌幅最窄（-0.51%），同板块中 </w:t>
+      </w:r>
+      <w:r>
+        <w:rPr>
+          <w:rFonts w:ascii="Microsoft YaHei" w:hAnsi="Microsoft YaHei"/>
+          <w:b/>
+          <w:color w:val="1A1A1A"/>
+        </w:rPr>
+        <w:t>中国中车大涨+6.73%</w:t>
       </w:r>
       <w:r>
         <w:rPr>
@@ -3165,21 +3028,7 @@
           <w:b/>
           <w:color w:val="1A1A1A"/>
         </w:rPr>
-        <w:t>机械制造（-3.91%）</w:t>
-      </w:r>
-      <w:r>
-        <w:rPr>
-          <w:rFonts w:ascii="Microsoft YaHei" w:hAnsi="Microsoft YaHei"/>
-        </w:rPr>
-        <w:t xml:space="preserve"> 等板块大幅下跌的背景下，该股逆势上涨，个股独立性凸显。板块内领涨品种包括 </w:t>
-      </w:r>
-      <w:r>
-        <w:rPr>
-          <w:rFonts w:ascii="Microsoft YaHei" w:hAnsi="Microsoft YaHei"/>
-          <w:b/>
-          <w:color w:val="1A1A1A"/>
-        </w:rPr>
-        <w:t>中国中车（+6.73%）</w:t>
+        <w:t>建设机械+5.11%</w:t>
       </w:r>
       <w:r>
         <w:rPr>
@@ -3193,13 +3042,117 @@
           <w:b/>
           <w:color w:val="1A1A1A"/>
         </w:rPr>
-        <w:t>三一重工（+4.88%）</w:t>
+        <w:t>三一重工+4.88%</w:t>
       </w:r>
       <w:r>
         <w:rPr>
           <w:rFonts w:ascii="Microsoft YaHei" w:hAnsi="Microsoft YaHei"/>
         </w:rPr>
-        <w:t xml:space="preserve"> 等重器龙头，反映出资金对 </w:t>
+        <w:t>，显示装备制造/重型运输方向存在板块联动机会。</w:t>
+      </w:r>
+    </w:p>
+    <w:p>
+      <w:pPr>
+        <w:spacing w:before="240" w:after="240"/>
+        <w:pBdr>
+          <w:bottom w:val="single" w:sz="4" w:space="1" w:color="D0D7DE"/>
+        </w:pBdr>
+      </w:pPr>
+    </w:p>
+    <w:p>
+      <w:pPr>
+        <w:spacing w:before="360" w:after="80" w:line="288" w:lineRule="auto"/>
+        <w:pBdr>
+          <w:bottom w:val="single" w:sz="4" w:space="4" w:color="D0D7DE"/>
+        </w:pBdr>
+      </w:pPr>
+      <w:r>
+        <w:rPr>
+          <w:rFonts w:ascii="Microsoft YaHei" w:hAnsi="Microsoft YaHei"/>
+          <w:b/>
+          <w:color w:val="1A1A1A"/>
+          <w:sz w:val="28"/>
+        </w:rPr>
+        <w:t>新闻资讯</w:t>
+      </w:r>
+    </w:p>
+    <w:p>
+      <w:pPr>
+        <w:spacing w:before="280" w:after="80" w:line="312" w:lineRule="auto"/>
+      </w:pPr>
+      <w:r>
+        <w:rPr>
+          <w:rFonts w:ascii="Microsoft YaHei" w:hAnsi="Microsoft YaHei"/>
+          <w:b/>
+          <w:color w:val="333333"/>
+          <w:sz w:val="24"/>
+        </w:rPr>
+        <w:t>隔夜重要消息</w:t>
+      </w:r>
+    </w:p>
+    <w:p>
+      <w:r>
+        <w:rPr>
+          <w:rFonts w:ascii="Microsoft YaHei" w:hAnsi="Microsoft YaHei"/>
+        </w:rPr>
+        <w:t>今日盘中唯一关联资讯为隔夜全球要闻，重点涉及以下内容：</w:t>
+      </w:r>
+    </w:p>
+    <w:p>
+      <w:pPr>
+        <w:pStyle w:val="ListNumber"/>
+      </w:pPr>
+      <w:r>
+        <w:rPr>
+          <w:rFonts w:ascii="Microsoft YaHei" w:hAnsi="Microsoft YaHei"/>
+          <w:b/>
+          <w:color w:val="1A1A1A"/>
+        </w:rPr>
+        <w:t>伊朗与霍尔木兹海峡航运安全</w:t>
+      </w:r>
+      <w:r>
+        <w:rPr>
+          <w:rFonts w:ascii="Microsoft YaHei" w:hAnsi="Microsoft YaHei"/>
+        </w:rPr>
+        <w:t>：伊朗提出与阿曼共同管理霍尔木兹海峡单向航运通行，并警告"任何接受美国使用伊朗资产赔偿的国家或公司，其船舶将不被允许通过霍尔木兹海峡"。</w:t>
+      </w:r>
+    </w:p>
+    <w:p>
+      <w:pPr>
+        <w:pStyle w:val="ListNumber"/>
+      </w:pPr>
+      <w:r>
+        <w:rPr>
+          <w:rFonts w:ascii="Microsoft YaHei" w:hAnsi="Microsoft YaHei"/>
+          <w:b/>
+          <w:color w:val="1A1A1A"/>
+        </w:rPr>
+        <w:t>中东局势</w:t>
+      </w:r>
+      <w:r>
+        <w:rPr>
+          <w:rFonts w:ascii="Microsoft YaHei" w:hAnsi="Microsoft YaHei"/>
+        </w:rPr>
+        <w:t>：伊朗称美国通过阿曼传话"承诺不发动袭击"，特朗普表态"希望避免袭击伊朗的桥梁和发电厂"。</w:t>
+      </w:r>
+    </w:p>
+    <w:p>
+      <w:pPr>
+        <w:pStyle w:val="ListNumber"/>
+      </w:pPr>
+      <w:r>
+        <w:rPr>
+          <w:rFonts w:ascii="Microsoft YaHei" w:hAnsi="Microsoft YaHei"/>
+          <w:b/>
+          <w:color w:val="1A1A1A"/>
+        </w:rPr>
+        <w:t>国际原油大跌</w:t>
+      </w:r>
+      <w:r>
+        <w:rPr>
+          <w:rFonts w:ascii="Microsoft YaHei" w:hAnsi="Microsoft YaHei"/>
+        </w:rPr>
+        <w:t xml:space="preserve">：WTI原油期货结算价跌 </w:t>
       </w:r>
       <w:r>
         <w:rPr>
@@ -3207,13 +3160,129 @@
           <w:b/>
           <w:color w:val="1A1A1A"/>
         </w:rPr>
-        <w:t>重型装备制造</w:t>
+        <w:t>-4.06%</w:t>
       </w:r>
       <w:r>
         <w:rPr>
           <w:rFonts w:ascii="Microsoft YaHei" w:hAnsi="Microsoft YaHei"/>
         </w:rPr>
-        <w:t xml:space="preserve"> 细分方向的偏好。</w:t>
+        <w:t xml:space="preserve">，布伦特原油跌 </w:t>
+      </w:r>
+      <w:r>
+        <w:rPr>
+          <w:rFonts w:ascii="Microsoft YaHei" w:hAnsi="Microsoft YaHei"/>
+          <w:b/>
+          <w:color w:val="1A1A1A"/>
+        </w:rPr>
+        <w:t>-4.83%</w:t>
+      </w:r>
+      <w:r>
+        <w:rPr>
+          <w:rFonts w:ascii="Microsoft YaHei" w:hAnsi="Microsoft YaHei"/>
+        </w:rPr>
+        <w:t>。</w:t>
+      </w:r>
+    </w:p>
+    <w:p>
+      <w:r>
+        <w:rPr>
+          <w:rFonts w:ascii="Microsoft YaHei" w:hAnsi="Microsoft YaHei"/>
+          <w:b/>
+          <w:color w:val="1A1A1A"/>
+        </w:rPr>
+        <w:t>影响分析：</w:t>
+      </w:r>
+    </w:p>
+    <w:p>
+      <w:pPr>
+        <w:pStyle w:val="ListBullet"/>
+      </w:pPr>
+      <w:r>
+        <w:rPr>
+          <w:rFonts w:ascii="Microsoft YaHei" w:hAnsi="Microsoft YaHei"/>
+        </w:rPr>
+        <w:t xml:space="preserve">霍尔木兹海峡是全球最重要的石油运输通道之一，地缘局势持续紧张对 </w:t>
+      </w:r>
+      <w:r>
+        <w:rPr>
+          <w:rFonts w:ascii="Microsoft YaHei" w:hAnsi="Microsoft YaHei"/>
+          <w:b/>
+          <w:color w:val="1A1A1A"/>
+        </w:rPr>
+        <w:t>航运安全</w:t>
+      </w:r>
+      <w:r>
+        <w:rPr>
+          <w:rFonts w:ascii="Microsoft YaHei" w:hAnsi="Microsoft YaHei"/>
+        </w:rPr>
+        <w:t xml:space="preserve"> 和 </w:t>
+      </w:r>
+      <w:r>
+        <w:rPr>
+          <w:rFonts w:ascii="Microsoft YaHei" w:hAnsi="Microsoft YaHei"/>
+          <w:b/>
+          <w:color w:val="1A1A1A"/>
+        </w:rPr>
+        <w:t>国防军工</w:t>
+      </w:r>
+      <w:r>
+        <w:rPr>
+          <w:rFonts w:ascii="Microsoft YaHei" w:hAnsi="Microsoft YaHei"/>
+        </w:rPr>
+        <w:t xml:space="preserve"> 产生催化效应。中船防务作为国内军用舰船（潜艇、军舰）及民用船舶的核心制造商，直接受益于地缘紧张格局下的 </w:t>
+      </w:r>
+      <w:r>
+        <w:rPr>
+          <w:rFonts w:ascii="Microsoft YaHei" w:hAnsi="Microsoft YaHei"/>
+          <w:b/>
+          <w:color w:val="1A1A1A"/>
+        </w:rPr>
+        <w:t>国防装备需求预期</w:t>
+      </w:r>
+      <w:r>
+        <w:rPr>
+          <w:rFonts w:ascii="Microsoft YaHei" w:hAnsi="Microsoft YaHei"/>
+        </w:rPr>
+        <w:t xml:space="preserve"> 和 </w:t>
+      </w:r>
+      <w:r>
+        <w:rPr>
+          <w:rFonts w:ascii="Microsoft YaHei" w:hAnsi="Microsoft YaHei"/>
+          <w:b/>
+          <w:color w:val="1A1A1A"/>
+        </w:rPr>
+        <w:t>航运安全升级需求</w:t>
+      </w:r>
+      <w:r>
+        <w:rPr>
+          <w:rFonts w:ascii="Microsoft YaHei" w:hAnsi="Microsoft YaHei"/>
+        </w:rPr>
+        <w:t>。</w:t>
+      </w:r>
+    </w:p>
+    <w:p>
+      <w:pPr>
+        <w:pStyle w:val="ListBullet"/>
+      </w:pPr>
+      <w:r>
+        <w:rPr>
+          <w:rFonts w:ascii="Microsoft YaHei" w:hAnsi="Microsoft YaHei"/>
+        </w:rPr>
+        <w:t>原油价格大跌对航运企业的燃料成本构成利好，但对造船行业影响偏中性。整体来看，</w:t>
+      </w:r>
+      <w:r>
+        <w:rPr>
+          <w:rFonts w:ascii="Microsoft YaHei" w:hAnsi="Microsoft YaHei"/>
+          <w:b/>
+          <w:color w:val="1A1A1A"/>
+        </w:rPr>
+        <w:t>地缘政治催化 &gt; 油价影响</w:t>
+      </w:r>
+      <w:r>
+        <w:rPr>
+          <w:rFonts w:ascii="Microsoft YaHei" w:hAnsi="Microsoft YaHei"/>
+        </w:rPr>
+        <w:t>，消息面偏正面。</w:t>
       </w:r>
     </w:p>
     <w:p>
@@ -3248,13 +3317,7 @@
           <w:b/>
           <w:color w:val="1A1A1A"/>
         </w:rPr>
-        <w:t>多头逻辑</w:t>
-      </w:r>
-      <w:r>
-        <w:rPr>
-          <w:rFonts w:ascii="Microsoft YaHei" w:hAnsi="Microsoft YaHei"/>
-        </w:rPr>
-        <w:t>：</w:t>
+        <w:t>主力观点：</w:t>
       </w:r>
     </w:p>
     <w:p>
@@ -3267,46 +3330,13 @@
           <w:b/>
           <w:color w:val="1A1A1A"/>
         </w:rPr>
-        <w:t>资金面积极</w:t>
+        <w:t>量价配合积极</w:t>
       </w:r>
       <w:r>
         <w:rPr>
           <w:rFonts w:ascii="Microsoft YaHei" w:hAnsi="Microsoft YaHei"/>
         </w:rPr>
-        <w:t xml:space="preserve"> — 盘中资金净流入 </w:t>
-      </w:r>
-      <w:r>
-        <w:rPr>
-          <w:rFonts w:ascii="Microsoft YaHei" w:hAnsi="Microsoft YaHei"/>
-          <w:b/>
-          <w:color w:val="1A1A1A"/>
-        </w:rPr>
-        <w:t>5,739 万元</w:t>
-      </w:r>
-      <w:r>
-        <w:rPr>
-          <w:rFonts w:ascii="Microsoft YaHei" w:hAnsi="Microsoft YaHei"/>
-        </w:rPr>
-        <w:t>，大单、中单均为净买入格局，机构资金主动回补明显。</w:t>
-      </w:r>
-    </w:p>
-    <w:p>
-      <w:pPr>
-        <w:pStyle w:val="ListNumber"/>
-      </w:pPr>
-      <w:r>
-        <w:rPr>
-          <w:rFonts w:ascii="Microsoft YaHei" w:hAnsi="Microsoft YaHei"/>
-          <w:b/>
-          <w:color w:val="1A1A1A"/>
-        </w:rPr>
-        <w:t>个股独立性突出</w:t>
-      </w:r>
-      <w:r>
-        <w:rPr>
-          <w:rFonts w:ascii="Microsoft YaHei" w:hAnsi="Microsoft YaHei"/>
-        </w:rPr>
-        <w:t xml:space="preserve"> — 在所属的海工装备（-1.91%）和机械制造（-3.91%）等板块整体低迷的背景下，逆势上涨 </w:t>
+        <w:t xml:space="preserve">：个股今日 </w:t>
       </w:r>
       <w:r>
         <w:rPr>
@@ -3320,7 +3350,21 @@
         <w:rPr>
           <w:rFonts w:ascii="Microsoft YaHei" w:hAnsi="Microsoft YaHei"/>
         </w:rPr>
-        <w:t>，显示有独立于板块的买盘驱动。</w:t>
+        <w:t xml:space="preserve"> 收阳，外盘强于内盘，资金净流入 </w:t>
+      </w:r>
+      <w:r>
+        <w:rPr>
+          <w:rFonts w:ascii="Microsoft YaHei" w:hAnsi="Microsoft YaHei"/>
+          <w:b/>
+          <w:color w:val="1A1A1A"/>
+        </w:rPr>
+        <w:t>8,439万元</w:t>
+      </w:r>
+      <w:r>
+        <w:rPr>
+          <w:rFonts w:ascii="Microsoft YaHei" w:hAnsi="Microsoft YaHei"/>
+        </w:rPr>
+        <w:t>，且大单、中单、小单全面净流入，显示资金主动做多意愿较强。相较于上一交易日换手率1.16%，今日半日已达1.35%，交投活跃度有所提升。</w:t>
       </w:r>
     </w:p>
     <w:p>
@@ -3333,13 +3377,27 @@
           <w:b/>
           <w:color w:val="1A1A1A"/>
         </w:rPr>
-        <w:t>ETF 配置逻辑</w:t>
+        <w:t>资金面偏多信号</w:t>
       </w:r>
       <w:r>
         <w:rPr>
           <w:rFonts w:ascii="Microsoft YaHei" w:hAnsi="Microsoft YaHei"/>
         </w:rPr>
-        <w:t xml:space="preserve"> — 船舶 ETF 近 20 日持续净流入逾 4,200 万元，为板块提供被动资金支撑。</w:t>
+        <w:t xml:space="preserve">：融资余额稳定（7.14亿，+0.03%）、融券余额减少（-10.78%），空头撤退；大单净流入 </w:t>
+      </w:r>
+      <w:r>
+        <w:rPr>
+          <w:rFonts w:ascii="Microsoft YaHei" w:hAnsi="Microsoft YaHei"/>
+          <w:b/>
+          <w:color w:val="1A1A1A"/>
+        </w:rPr>
+        <w:t>+3,646万</w:t>
+      </w:r>
+      <w:r>
+        <w:rPr>
+          <w:rFonts w:ascii="Microsoft YaHei" w:hAnsi="Microsoft YaHei"/>
+        </w:rPr>
+        <w:t>，机构资金存在逢低布局迹象。</w:t>
       </w:r>
     </w:p>
     <w:p>
@@ -3352,29 +3410,27 @@
           <w:b/>
           <w:color w:val="1A1A1A"/>
         </w:rPr>
-        <w:t>融资余额低位</w:t>
+        <w:t>技术面承压但修复中</w:t>
       </w:r>
       <w:r>
         <w:rPr>
           <w:rFonts w:ascii="Microsoft YaHei" w:hAnsi="Microsoft YaHei"/>
         </w:rPr>
-        <w:t xml:space="preserve"> — 杠杆资金参与度处于历史低位，筹码结构相对干净，潜在抛压有限。</w:t>
+        <w:t xml:space="preserve">：短期均线（MA5: 25.26 / MA10: 25.15）构成上方阻力，日内高点25.15元恰好受阻于MA10。当前价格距离MA20（25.62）仍有约 </w:t>
       </w:r>
-    </w:p>
-    <w:p>
       <w:r>
         <w:rPr>
           <w:rFonts w:ascii="Microsoft YaHei" w:hAnsi="Microsoft YaHei"/>
           <w:b/>
           <w:color w:val="1A1A1A"/>
         </w:rPr>
-        <w:t>空头警示</w:t>
+        <w:t>2.5%</w:t>
       </w:r>
       <w:r>
         <w:rPr>
           <w:rFonts w:ascii="Microsoft YaHei" w:hAnsi="Microsoft YaHei"/>
         </w:rPr>
-        <w:t>：</w:t>
+        <w:t xml:space="preserve"> 空间，后续能否持续反弹取决于量能配合程度。布林下轨24.16元构成短期强支撑。</w:t>
       </w:r>
     </w:p>
     <w:p>
@@ -3387,13 +3443,13 @@
           <w:b/>
           <w:color w:val="1A1A1A"/>
         </w:rPr>
-        <w:t>均线压制明显</w:t>
+        <w:t>板块逆势凸显独立性</w:t>
       </w:r>
       <w:r>
         <w:rPr>
           <w:rFonts w:ascii="Microsoft YaHei" w:hAnsi="Microsoft YaHei"/>
         </w:rPr>
-        <w:t xml:space="preserve"> — 当前价格仍受 MA5（25.26）、MA10（25.15）和 MA20（25.62）三重压制，短线技术面尚未走出空头格局。</w:t>
+        <w:t>：在海工装备（-1.91%）、工业（-2.77%）、机械制造（-3.91%）等板块整体弱势背景下，中船防务逆势收涨，资金聚焦效应明显。</w:t>
       </w:r>
     </w:p>
     <w:p>
@@ -3406,13 +3462,85 @@
           <w:b/>
           <w:color w:val="1A1A1A"/>
         </w:rPr>
-        <w:t>量能不足</w:t>
+        <w:t>地缘催化持续发酵</w:t>
       </w:r>
       <w:r>
         <w:rPr>
           <w:rFonts w:ascii="Microsoft YaHei" w:hAnsi="Microsoft YaHei"/>
         </w:rPr>
-        <w:t xml:space="preserve"> — 量比仅 </w:t>
+        <w:t>：霍尔木兹海峡航运安全议题叠加中东局势反复，对国防军工及船舶制造板块构成持续的事件驱动型催化。</w:t>
+      </w:r>
+    </w:p>
+    <w:p>
+      <w:r>
+        <w:rPr>
+          <w:rFonts w:ascii="Microsoft YaHei" w:hAnsi="Microsoft YaHei"/>
+          <w:b/>
+          <w:color w:val="1A1A1A"/>
+        </w:rPr>
+        <w:t>综合评级：</w:t>
+      </w:r>
+      <w:r>
+        <w:rPr>
+          <w:rFonts w:ascii="Microsoft YaHei" w:hAnsi="Microsoft YaHei"/>
+        </w:rPr>
+        <w:t xml:space="preserve"> 短线偏多，但需关注 </w:t>
+      </w:r>
+      <w:r>
+        <w:rPr>
+          <w:rFonts w:ascii="Microsoft YaHei" w:hAnsi="Microsoft YaHei"/>
+          <w:b/>
+          <w:color w:val="1A1A1A"/>
+        </w:rPr>
+        <w:t>25.15元（MA10）</w:t>
+      </w:r>
+      <w:r>
+        <w:rPr>
+          <w:rFonts w:ascii="Microsoft YaHei" w:hAnsi="Microsoft YaHei"/>
+        </w:rPr>
+        <w:t xml:space="preserve"> 能否有效突破，若放量站稳，则有望进一步向 </w:t>
+      </w:r>
+      <w:r>
+        <w:rPr>
+          <w:rFonts w:ascii="Microsoft YaHei" w:hAnsi="Microsoft YaHei"/>
+          <w:b/>
+          <w:color w:val="1A1A1A"/>
+        </w:rPr>
+        <w:t>25.62元（MA20）</w:t>
+      </w:r>
+      <w:r>
+        <w:rPr>
+          <w:rFonts w:ascii="Microsoft YaHei" w:hAnsi="Microsoft YaHei"/>
+        </w:rPr>
+        <w:t xml:space="preserve"> 修复；下方 </w:t>
+      </w:r>
+      <w:r>
+        <w:rPr>
+          <w:rFonts w:ascii="Microsoft YaHei" w:hAnsi="Microsoft YaHei"/>
+          <w:b/>
+          <w:color w:val="1A1A1A"/>
+        </w:rPr>
+        <w:t>24.54元（日内低点）</w:t>
+      </w:r>
+      <w:r>
+        <w:rPr>
+          <w:rFonts w:ascii="Microsoft YaHei" w:hAnsi="Microsoft YaHei"/>
+        </w:rPr>
+        <w:t xml:space="preserve"> 和 </w:t>
+      </w:r>
+      <w:r>
+        <w:rPr>
+          <w:rFonts w:ascii="Microsoft YaHei" w:hAnsi="Microsoft YaHei"/>
+          <w:b/>
+          <w:color w:val="1A1A1A"/>
+        </w:rPr>
+        <w:t>24.16元（布林下轨）</w:t>
+      </w:r>
+      <w:r>
+        <w:rPr>
+          <w:rFonts w:ascii="Microsoft YaHei" w:hAnsi="Microsoft YaHei"/>
+        </w:rPr>
+        <w:t xml:space="preserve"> 构成支撑。考虑到今早量比仅 </w:t>
       </w:r>
       <w:r>
         <w:rPr>
@@ -3426,100 +3554,15 @@
         <w:rPr>
           <w:rFonts w:ascii="Microsoft YaHei" w:hAnsi="Microsoft YaHei"/>
         </w:rPr>
-        <w:t>，表明今日成交量仍低于 5 日均量，反弹缺乏充分的成交量配合。</w:t>
-      </w:r>
-    </w:p>
-    <w:p>
-      <w:pPr>
-        <w:pStyle w:val="ListNumber"/>
-      </w:pPr>
-      <w:r>
-        <w:rPr>
-          <w:rFonts w:ascii="Microsoft YaHei" w:hAnsi="Microsoft YaHei"/>
-          <w:b/>
-          <w:color w:val="1A1A1A"/>
-        </w:rPr>
-        <w:t>板块共振偏弱</w:t>
-      </w:r>
-      <w:r>
-        <w:rPr>
-          <w:rFonts w:ascii="Microsoft YaHei" w:hAnsi="Microsoft YaHei"/>
-        </w:rPr>
-        <w:t xml:space="preserve"> — 海工装备、机械制造等核心板块整体走弱，个股若要持续走强，需等待板块情绪回暖的共振支撑。</w:t>
+        <w:t>，下午需持续观察量能是否补量跟进。</w:t>
       </w:r>
     </w:p>
     <w:p>
       <w:r>
         <w:rPr>
           <w:rFonts w:ascii="Microsoft YaHei" w:hAnsi="Microsoft YaHei"/>
-          <w:b/>
-          <w:color w:val="1A1A1A"/>
         </w:rPr>
-        <w:t>午间小结</w:t>
-      </w:r>
-      <w:r>
-        <w:rPr>
-          <w:rFonts w:ascii="Microsoft YaHei" w:hAnsi="Microsoft YaHei"/>
-        </w:rPr>
-        <w:t xml:space="preserve">：中船防务今日呈现 </w:t>
-      </w:r>
-      <w:r>
-        <w:rPr>
-          <w:rFonts w:ascii="Microsoft YaHei" w:hAnsi="Microsoft YaHei"/>
-          <w:b/>
-          <w:color w:val="1A1A1A"/>
-        </w:rPr>
-        <w:t>"价涨、量微放、资金净流入"</w:t>
-      </w:r>
-      <w:r>
-        <w:rPr>
-          <w:rFonts w:ascii="Microsoft YaHei" w:hAnsi="Microsoft YaHei"/>
-        </w:rPr>
-        <w:t xml:space="preserve"> 的偏多格局，个股在弱势板块中走出独立行情，反映出资金对其基本面和估值修复的认可。但 </w:t>
-      </w:r>
-      <w:r>
-        <w:rPr>
-          <w:rFonts w:ascii="Microsoft YaHei" w:hAnsi="Microsoft YaHei"/>
-          <w:b/>
-          <w:color w:val="1A1A1A"/>
-        </w:rPr>
-        <w:t>25.15~25.60 元区间（MA10~MA20）</w:t>
-      </w:r>
-      <w:r>
-        <w:rPr>
-          <w:rFonts w:ascii="Microsoft YaHei" w:hAnsi="Microsoft YaHei"/>
-        </w:rPr>
-        <w:t xml:space="preserve"> 构成重要的短期阻力带，后续能否有效突破、打开上行空间，关键看 </w:t>
-      </w:r>
-      <w:r>
-        <w:rPr>
-          <w:rFonts w:ascii="Microsoft YaHei" w:hAnsi="Microsoft YaHei"/>
-          <w:b/>
-          <w:color w:val="1A1A1A"/>
-        </w:rPr>
-        <w:t>午后量能能否持续跟进</w:t>
-      </w:r>
-      <w:r>
-        <w:rPr>
-          <w:rFonts w:ascii="Microsoft YaHei" w:hAnsi="Microsoft YaHei"/>
-        </w:rPr>
-        <w:t>。建议关注午后资金流向变化及板块整体情绪的演变。</w:t>
-      </w:r>
-    </w:p>
-    <w:p>
-      <w:pPr>
-        <w:spacing w:before="240" w:after="240"/>
-        <w:pBdr>
-          <w:bottom w:val="single" w:sz="4" w:space="1" w:color="D0D7DE"/>
-        </w:pBdr>
-      </w:pPr>
-    </w:p>
-    <w:p>
-      <w:r>
-        <w:rPr>
-          <w:rFonts w:ascii="Microsoft YaHei" w:hAnsi="Microsoft YaHei"/>
-        </w:rPr>
-        <w:t xml:space="preserve">&gt; </w:t>
+        <w:t xml:space="preserve">&gt; ⚠️ </w:t>
       </w:r>
       <w:r>
         <w:rPr>
@@ -3533,7 +3576,7 @@
         <w:rPr>
           <w:rFonts w:ascii="Microsoft YaHei" w:hAnsi="Microsoft YaHei"/>
         </w:rPr>
-        <w:t>：以上分析基于公开数据和市场信息，不构成投资建议。股市有风险，投资需谨慎。</w:t>
+        <w:t>：以上分析基于公开数据和资讯，仅供参考，不构成投资建议。股市有风险，投资需谨慎。</w:t>
       </w:r>
     </w:p>
     <w:sectPr>
